--- a/deliverables/presentation/video/오이소창원_시연영상_스크립트_20261004.docx
+++ b/deliverables/presentation/video/오이소창원_시연영상_스크립트_20261004.docx
@@ -84,9 +84,9 @@
         </w:tblBorders>
       </w:tblPr>
       <w:tblGrid>
-        <w:gridCol w:w="3450"/>
-        <w:gridCol w:w="2701"/>
-        <w:gridCol w:w="4053"/>
+        <w:gridCol w:w="3285"/>
+        <w:gridCol w:w="3060"/>
+        <w:gridCol w:w="3859"/>
       </w:tblGrid>
       <w:tr>
         <w:trPr>
@@ -95,7 +95,7 @@
         </w:trPr>
         <w:tc>
           <w:tcPr>
-            <w:tcW w:type="dxa" w:w="3450"/>
+            <w:tcW w:type="dxa" w:w="3285"/>
             <w:tcBorders>
               <w:top w:val="single" w:color="C9D3DF" w:sz="4"/>
               <w:left w:val="single" w:color="C9D3DF" w:sz="4"/>
@@ -129,7 +129,7 @@
         </w:tc>
         <w:tc>
           <w:tcPr>
-            <w:tcW w:type="dxa" w:w="2701"/>
+            <w:tcW w:type="dxa" w:w="3060"/>
             <w:tcBorders>
               <w:top w:val="single" w:color="C9D3DF" w:sz="4"/>
               <w:left w:val="single" w:color="C9D3DF" w:sz="4"/>
@@ -163,7 +163,7 @@
         </w:tc>
         <w:tc>
           <w:tcPr>
-            <w:tcW w:type="dxa" w:w="4053"/>
+            <w:tcW w:type="dxa" w:w="3859"/>
             <w:tcBorders>
               <w:top w:val="single" w:color="C9D3DF" w:sz="4"/>
               <w:left w:val="single" w:color="C9D3DF" w:sz="4"/>
@@ -203,7 +203,37 @@
         </w:trPr>
         <w:tc>
           <w:tcPr>
-            <w:tcW w:type="dxa" w:w="3450"/>
+            <w:tcW w:type="dxa" w:w="3285"/>
+            <w:tcBorders>
+              <w:top w:val="single" w:color="C9D3DF" w:sz="4"/>
+              <w:left w:val="single" w:color="C9D3DF" w:sz="4"/>
+              <w:bottom w:val="single" w:color="C9D3DF" w:sz="4"/>
+              <w:right w:val="single" w:color="C9D3DF" w:sz="4"/>
+            </w:tcBorders>
+            <w:tcMar>
+              <w:top w:type="dxa" w:w="50"/>
+              <w:left w:type="dxa" w:w="80"/>
+              <w:bottom w:type="dxa" w:w="50"/>
+              <w:right w:type="dxa" w:w="80"/>
+            </w:tcMar>
+          </w:tcPr>
+          <w:p>
+            <w:pPr>
+              <w:jc w:val="left"/>
+            </w:pPr>
+            <w:r>
+              <w:rPr>
+                <w:rFonts w:ascii="Malgun Gothic" w:cs="Malgun Gothic" w:eastAsia="Malgun Gothic" w:hAnsi="Malgun Gothic"/>
+                <w:sz w:val="17"/>
+                <w:szCs w:val="17"/>
+              </w:rPr>
+              <w:t xml:space="preserve">3분 이내(5분도 가능하지만 본선 발표시간에 포함)</w:t>
+            </w:r>
+          </w:p>
+        </w:tc>
+        <w:tc>
+          <w:tcPr>
+            <w:tcW w:type="dxa" w:w="3060"/>
             <w:tcBorders>
               <w:top w:val="single" w:color="C9D3DF" w:sz="4"/>
               <w:left w:val="single" w:color="C9D3DF" w:sz="4"/>
@@ -227,43 +257,13 @@
                 <w:sz w:val="17"/>
                 <w:szCs w:val="17"/>
               </w:rPr>
-              <w:t xml:space="preserve">3분 이내(5분도 가능하지만 본선 발표시간에 포함)</w:t>
-            </w:r>
-          </w:p>
-        </w:tc>
-        <w:tc>
-          <w:tcPr>
-            <w:tcW w:type="dxa" w:w="2701"/>
-            <w:tcBorders>
-              <w:top w:val="single" w:color="C9D3DF" w:sz="4"/>
-              <w:left w:val="single" w:color="C9D3DF" w:sz="4"/>
-              <w:bottom w:val="single" w:color="C9D3DF" w:sz="4"/>
-              <w:right w:val="single" w:color="C9D3DF" w:sz="4"/>
-            </w:tcBorders>
-            <w:tcMar>
-              <w:top w:type="dxa" w:w="50"/>
-              <w:left w:type="dxa" w:w="80"/>
-              <w:bottom w:type="dxa" w:w="50"/>
-              <w:right w:type="dxa" w:w="80"/>
-            </w:tcMar>
-          </w:tcPr>
-          <w:p>
-            <w:pPr>
-              <w:jc w:val="left"/>
-            </w:pPr>
-            <w:r>
-              <w:rPr>
-                <w:rFonts w:ascii="Malgun Gothic" w:cs="Malgun Gothic" w:eastAsia="Malgun Gothic" w:hAnsi="Malgun Gothic"/>
-                <w:sz w:val="17"/>
-                <w:szCs w:val="17"/>
-              </w:rPr>
               <w:t xml:space="preserve">제18·21조, 별지 2</w:t>
             </w:r>
           </w:p>
         </w:tc>
         <w:tc>
           <w:tcPr>
-            <w:tcW w:type="dxa" w:w="4053"/>
+            <w:tcW w:type="dxa" w:w="3859"/>
             <w:tcBorders>
               <w:top w:val="single" w:color="C9D3DF" w:sz="4"/>
               <w:left w:val="single" w:color="C9D3DF" w:sz="4"/>
@@ -299,7 +299,37 @@
         </w:trPr>
         <w:tc>
           <w:tcPr>
-            <w:tcW w:type="dxa" w:w="3450"/>
+            <w:tcW w:type="dxa" w:w="3285"/>
+            <w:tcBorders>
+              <w:top w:val="single" w:color="C9D3DF" w:sz="4"/>
+              <w:left w:val="single" w:color="C9D3DF" w:sz="4"/>
+              <w:bottom w:val="single" w:color="C9D3DF" w:sz="4"/>
+              <w:right w:val="single" w:color="C9D3DF" w:sz="4"/>
+            </w:tcBorders>
+            <w:tcMar>
+              <w:top w:type="dxa" w:w="50"/>
+              <w:left w:type="dxa" w:w="80"/>
+              <w:bottom w:type="dxa" w:w="50"/>
+              <w:right w:type="dxa" w:w="80"/>
+            </w:tcMar>
+          </w:tcPr>
+          <w:p>
+            <w:pPr>
+              <w:jc w:val="left"/>
+            </w:pPr>
+            <w:r>
+              <w:rPr>
+                <w:rFonts w:ascii="Malgun Gothic" w:cs="Malgun Gothic" w:eastAsia="Malgun Gothic" w:hAnsi="Malgun Gothic"/>
+                <w:sz w:val="17"/>
+                <w:szCs w:val="17"/>
+              </w:rPr>
+              <w:t xml:space="preserve">홍보영상보다 실제 입력 → Agent 판단 → Tool/API 호출 → 결과</w:t>
+            </w:r>
+          </w:p>
+        </w:tc>
+        <w:tc>
+          <w:tcPr>
+            <w:tcW w:type="dxa" w:w="3060"/>
             <w:tcBorders>
               <w:top w:val="single" w:color="C9D3DF" w:sz="4"/>
               <w:left w:val="single" w:color="C9D3DF" w:sz="4"/>
@@ -323,43 +353,13 @@
                 <w:sz w:val="17"/>
                 <w:szCs w:val="17"/>
               </w:rPr>
-              <w:t xml:space="preserve">홍보영상보다 실제 입력 → Agent 판단 → Tool/API 호출 → 결과</w:t>
-            </w:r>
-          </w:p>
-        </w:tc>
-        <w:tc>
-          <w:tcPr>
-            <w:tcW w:type="dxa" w:w="2701"/>
-            <w:tcBorders>
-              <w:top w:val="single" w:color="C9D3DF" w:sz="4"/>
-              <w:left w:val="single" w:color="C9D3DF" w:sz="4"/>
-              <w:bottom w:val="single" w:color="C9D3DF" w:sz="4"/>
-              <w:right w:val="single" w:color="C9D3DF" w:sz="4"/>
-            </w:tcBorders>
-            <w:tcMar>
-              <w:top w:type="dxa" w:w="50"/>
-              <w:left w:type="dxa" w:w="80"/>
-              <w:bottom w:type="dxa" w:w="50"/>
-              <w:right w:type="dxa" w:w="80"/>
-            </w:tcMar>
-          </w:tcPr>
-          <w:p>
-            <w:pPr>
-              <w:jc w:val="left"/>
-            </w:pPr>
-            <w:r>
-              <w:rPr>
-                <w:rFonts w:ascii="Malgun Gothic" w:cs="Malgun Gothic" w:eastAsia="Malgun Gothic" w:hAnsi="Malgun Gothic"/>
-                <w:sz w:val="17"/>
-                <w:szCs w:val="17"/>
-              </w:rPr>
               <w:t xml:space="preserve">제21조, 별지 2</w:t>
             </w:r>
           </w:p>
         </w:tc>
         <w:tc>
           <w:tcPr>
-            <w:tcW w:type="dxa" w:w="4053"/>
+            <w:tcW w:type="dxa" w:w="3859"/>
             <w:tcBorders>
               <w:top w:val="single" w:color="C9D3DF" w:sz="4"/>
               <w:left w:val="single" w:color="C9D3DF" w:sz="4"/>
@@ -395,7 +395,37 @@
         </w:trPr>
         <w:tc>
           <w:tcPr>
-            <w:tcW w:type="dxa" w:w="3450"/>
+            <w:tcW w:type="dxa" w:w="3285"/>
+            <w:tcBorders>
+              <w:top w:val="single" w:color="C9D3DF" w:sz="4"/>
+              <w:left w:val="single" w:color="C9D3DF" w:sz="4"/>
+              <w:bottom w:val="single" w:color="C9D3DF" w:sz="4"/>
+              <w:right w:val="single" w:color="C9D3DF" w:sz="4"/>
+            </w:tcBorders>
+            <w:tcMar>
+              <w:top w:type="dxa" w:w="50"/>
+              <w:left w:type="dxa" w:w="80"/>
+              <w:bottom w:type="dxa" w:w="50"/>
+              <w:right w:type="dxa" w:w="80"/>
+            </w:tcMar>
+          </w:tcPr>
+          <w:p>
+            <w:pPr>
+              <w:jc w:val="left"/>
+            </w:pPr>
+            <w:r>
+              <w:rPr>
+                <w:rFonts w:ascii="Malgun Gothic" w:cs="Malgun Gothic" w:eastAsia="Malgun Gothic" w:hAnsi="Malgun Gothic"/>
+                <w:sz w:val="17"/>
+                <w:szCs w:val="17"/>
+              </w:rPr>
+              <w:t xml:space="preserve">최소 1개 End-to-End Workflow</w:t>
+            </w:r>
+          </w:p>
+        </w:tc>
+        <w:tc>
+          <w:tcPr>
+            <w:tcW w:type="dxa" w:w="3060"/>
             <w:tcBorders>
               <w:top w:val="single" w:color="C9D3DF" w:sz="4"/>
               <w:left w:val="single" w:color="C9D3DF" w:sz="4"/>
@@ -419,43 +449,13 @@
                 <w:sz w:val="17"/>
                 <w:szCs w:val="17"/>
               </w:rPr>
-              <w:t xml:space="preserve">최소 1개 End-to-End Workflow</w:t>
-            </w:r>
-          </w:p>
-        </w:tc>
-        <w:tc>
-          <w:tcPr>
-            <w:tcW w:type="dxa" w:w="2701"/>
-            <w:tcBorders>
-              <w:top w:val="single" w:color="C9D3DF" w:sz="4"/>
-              <w:left w:val="single" w:color="C9D3DF" w:sz="4"/>
-              <w:bottom w:val="single" w:color="C9D3DF" w:sz="4"/>
-              <w:right w:val="single" w:color="C9D3DF" w:sz="4"/>
-            </w:tcBorders>
-            <w:tcMar>
-              <w:top w:type="dxa" w:w="50"/>
-              <w:left w:type="dxa" w:w="80"/>
-              <w:bottom w:type="dxa" w:w="50"/>
-              <w:right w:type="dxa" w:w="80"/>
-            </w:tcMar>
-          </w:tcPr>
-          <w:p>
-            <w:pPr>
-              <w:jc w:val="left"/>
-            </w:pPr>
-            <w:r>
-              <w:rPr>
-                <w:rFonts w:ascii="Malgun Gothic" w:cs="Malgun Gothic" w:eastAsia="Malgun Gothic" w:hAnsi="Malgun Gothic"/>
-                <w:sz w:val="17"/>
-                <w:szCs w:val="17"/>
-              </w:rPr>
               <w:t xml:space="preserve">제18조, 체크리스트 07</w:t>
             </w:r>
           </w:p>
         </w:tc>
         <w:tc>
           <w:tcPr>
-            <w:tcW w:type="dxa" w:w="4053"/>
+            <w:tcW w:type="dxa" w:w="3859"/>
             <w:tcBorders>
               <w:top w:val="single" w:color="C9D3DF" w:sz="4"/>
               <w:left w:val="single" w:color="C9D3DF" w:sz="4"/>
@@ -491,7 +491,37 @@
         </w:trPr>
         <w:tc>
           <w:tcPr>
-            <w:tcW w:type="dxa" w:w="3450"/>
+            <w:tcW w:type="dxa" w:w="3285"/>
+            <w:tcBorders>
+              <w:top w:val="single" w:color="C9D3DF" w:sz="4"/>
+              <w:left w:val="single" w:color="C9D3DF" w:sz="4"/>
+              <w:bottom w:val="single" w:color="C9D3DF" w:sz="4"/>
+              <w:right w:val="single" w:color="C9D3DF" w:sz="4"/>
+            </w:tcBorders>
+            <w:tcMar>
+              <w:top w:type="dxa" w:w="50"/>
+              <w:left w:type="dxa" w:w="80"/>
+              <w:bottom w:type="dxa" w:w="50"/>
+              <w:right w:type="dxa" w:w="80"/>
+            </w:tcMar>
+          </w:tcPr>
+          <w:p>
+            <w:pPr>
+              <w:jc w:val="left"/>
+            </w:pPr>
+            <w:r>
+              <w:rPr>
+                <w:rFonts w:ascii="Malgun Gothic" w:cs="Malgun Gothic" w:eastAsia="Malgun Gothic" w:hAnsi="Malgun Gothic"/>
+                <w:sz w:val="17"/>
+                <w:szCs w:val="17"/>
+              </w:rPr>
+              <w:t xml:space="preserve">핵심기능 3~5개 중 80% 이상 시연</w:t>
+            </w:r>
+          </w:p>
+        </w:tc>
+        <w:tc>
+          <w:tcPr>
+            <w:tcW w:type="dxa" w:w="3060"/>
             <w:tcBorders>
               <w:top w:val="single" w:color="C9D3DF" w:sz="4"/>
               <w:left w:val="single" w:color="C9D3DF" w:sz="4"/>
@@ -515,43 +545,13 @@
                 <w:sz w:val="17"/>
                 <w:szCs w:val="17"/>
               </w:rPr>
-              <w:t xml:space="preserve">핵심기능 3~5개 중 80% 이상 시연</w:t>
-            </w:r>
-          </w:p>
-        </w:tc>
-        <w:tc>
-          <w:tcPr>
-            <w:tcW w:type="dxa" w:w="2701"/>
-            <w:tcBorders>
-              <w:top w:val="single" w:color="C9D3DF" w:sz="4"/>
-              <w:left w:val="single" w:color="C9D3DF" w:sz="4"/>
-              <w:bottom w:val="single" w:color="C9D3DF" w:sz="4"/>
-              <w:right w:val="single" w:color="C9D3DF" w:sz="4"/>
-            </w:tcBorders>
-            <w:tcMar>
-              <w:top w:type="dxa" w:w="50"/>
-              <w:left w:type="dxa" w:w="80"/>
-              <w:bottom w:type="dxa" w:w="50"/>
-              <w:right w:type="dxa" w:w="80"/>
-            </w:tcMar>
-          </w:tcPr>
-          <w:p>
-            <w:pPr>
-              <w:jc w:val="left"/>
-            </w:pPr>
-            <w:r>
-              <w:rPr>
-                <w:rFonts w:ascii="Malgun Gothic" w:cs="Malgun Gothic" w:eastAsia="Malgun Gothic" w:hAnsi="Malgun Gothic"/>
-                <w:sz w:val="17"/>
-                <w:szCs w:val="17"/>
-              </w:rPr>
               <w:t xml:space="preserve">제18조, 체크리스트 06</w:t>
             </w:r>
           </w:p>
         </w:tc>
         <w:tc>
           <w:tcPr>
-            <w:tcW w:type="dxa" w:w="4053"/>
+            <w:tcW w:type="dxa" w:w="3859"/>
             <w:tcBorders>
               <w:top w:val="single" w:color="C9D3DF" w:sz="4"/>
               <w:left w:val="single" w:color="C9D3DF" w:sz="4"/>
@@ -587,7 +587,37 @@
         </w:trPr>
         <w:tc>
           <w:tcPr>
-            <w:tcW w:type="dxa" w:w="3450"/>
+            <w:tcW w:type="dxa" w:w="3285"/>
+            <w:tcBorders>
+              <w:top w:val="single" w:color="C9D3DF" w:sz="4"/>
+              <w:left w:val="single" w:color="C9D3DF" w:sz="4"/>
+              <w:bottom w:val="single" w:color="C9D3DF" w:sz="4"/>
+              <w:right w:val="single" w:color="C9D3DF" w:sz="4"/>
+            </w:tcBorders>
+            <w:tcMar>
+              <w:top w:type="dxa" w:w="50"/>
+              <w:left w:type="dxa" w:w="80"/>
+              <w:bottom w:type="dxa" w:w="50"/>
+              <w:right w:type="dxa" w:w="80"/>
+            </w:tcMar>
+          </w:tcPr>
+          <w:p>
+            <w:pPr>
+              <w:jc w:val="left"/>
+            </w:pPr>
+            <w:r>
+              <w:rPr>
+                <w:rFonts w:ascii="Malgun Gothic" w:cs="Malgun Gothic" w:eastAsia="Malgun Gothic" w:hAnsi="Malgun Gothic"/>
+                <w:sz w:val="17"/>
+                <w:szCs w:val="17"/>
+              </w:rPr>
+              <w:t xml:space="preserve">AI가 판단·분류·추천·계획 역할</w:t>
+            </w:r>
+          </w:p>
+        </w:tc>
+        <w:tc>
+          <w:tcPr>
+            <w:tcW w:type="dxa" w:w="3060"/>
             <w:tcBorders>
               <w:top w:val="single" w:color="C9D3DF" w:sz="4"/>
               <w:left w:val="single" w:color="C9D3DF" w:sz="4"/>
@@ -611,43 +641,13 @@
                 <w:sz w:val="17"/>
                 <w:szCs w:val="17"/>
               </w:rPr>
-              <w:t xml:space="preserve">AI가 판단·분류·추천·계획 역할</w:t>
-            </w:r>
-          </w:p>
-        </w:tc>
-        <w:tc>
-          <w:tcPr>
-            <w:tcW w:type="dxa" w:w="2701"/>
-            <w:tcBorders>
-              <w:top w:val="single" w:color="C9D3DF" w:sz="4"/>
-              <w:left w:val="single" w:color="C9D3DF" w:sz="4"/>
-              <w:bottom w:val="single" w:color="C9D3DF" w:sz="4"/>
-              <w:right w:val="single" w:color="C9D3DF" w:sz="4"/>
-            </w:tcBorders>
-            <w:tcMar>
-              <w:top w:type="dxa" w:w="50"/>
-              <w:left w:type="dxa" w:w="80"/>
-              <w:bottom w:type="dxa" w:w="50"/>
-              <w:right w:type="dxa" w:w="80"/>
-            </w:tcMar>
-          </w:tcPr>
-          <w:p>
-            <w:pPr>
-              <w:jc w:val="left"/>
-            </w:pPr>
-            <w:r>
-              <w:rPr>
-                <w:rFonts w:ascii="Malgun Gothic" w:cs="Malgun Gothic" w:eastAsia="Malgun Gothic" w:hAnsi="Malgun Gothic"/>
-                <w:sz w:val="17"/>
-                <w:szCs w:val="17"/>
-              </w:rPr>
               <w:t xml:space="preserve">제18조, 체크리스트 08</w:t>
             </w:r>
           </w:p>
         </w:tc>
         <w:tc>
           <w:tcPr>
-            <w:tcW w:type="dxa" w:w="4053"/>
+            <w:tcW w:type="dxa" w:w="3859"/>
             <w:tcBorders>
               <w:top w:val="single" w:color="C9D3DF" w:sz="4"/>
               <w:left w:val="single" w:color="C9D3DF" w:sz="4"/>
@@ -683,7 +683,37 @@
         </w:trPr>
         <w:tc>
           <w:tcPr>
-            <w:tcW w:type="dxa" w:w="3450"/>
+            <w:tcW w:type="dxa" w:w="3285"/>
+            <w:tcBorders>
+              <w:top w:val="single" w:color="C9D3DF" w:sz="4"/>
+              <w:left w:val="single" w:color="C9D3DF" w:sz="4"/>
+              <w:bottom w:val="single" w:color="C9D3DF" w:sz="4"/>
+              <w:right w:val="single" w:color="C9D3DF" w:sz="4"/>
+            </w:tcBorders>
+            <w:tcMar>
+              <w:top w:type="dxa" w:w="50"/>
+              <w:left w:type="dxa" w:w="80"/>
+              <w:bottom w:type="dxa" w:w="50"/>
+              <w:right w:type="dxa" w:w="80"/>
+            </w:tcMar>
+          </w:tcPr>
+          <w:p>
+            <w:pPr>
+              <w:jc w:val="left"/>
+            </w:pPr>
+            <w:r>
+              <w:rPr>
+                <w:rFonts w:ascii="Malgun Gothic" w:cs="Malgun Gothic" w:eastAsia="Malgun Gothic" w:hAnsi="Malgun Gothic"/>
+                <w:sz w:val="17"/>
+                <w:szCs w:val="17"/>
+              </w:rPr>
+              <w:t xml:space="preserve">Tool/API/Data 1개 이상 연동</w:t>
+            </w:r>
+          </w:p>
+        </w:tc>
+        <w:tc>
+          <w:tcPr>
+            <w:tcW w:type="dxa" w:w="3060"/>
             <w:tcBorders>
               <w:top w:val="single" w:color="C9D3DF" w:sz="4"/>
               <w:left w:val="single" w:color="C9D3DF" w:sz="4"/>
@@ -707,43 +737,13 @@
                 <w:sz w:val="17"/>
                 <w:szCs w:val="17"/>
               </w:rPr>
-              <w:t xml:space="preserve">Tool/API/Data 1개 이상 연동</w:t>
-            </w:r>
-          </w:p>
-        </w:tc>
-        <w:tc>
-          <w:tcPr>
-            <w:tcW w:type="dxa" w:w="2701"/>
-            <w:tcBorders>
-              <w:top w:val="single" w:color="C9D3DF" w:sz="4"/>
-              <w:left w:val="single" w:color="C9D3DF" w:sz="4"/>
-              <w:bottom w:val="single" w:color="C9D3DF" w:sz="4"/>
-              <w:right w:val="single" w:color="C9D3DF" w:sz="4"/>
-            </w:tcBorders>
-            <w:tcMar>
-              <w:top w:type="dxa" w:w="50"/>
-              <w:left w:type="dxa" w:w="80"/>
-              <w:bottom w:type="dxa" w:w="50"/>
-              <w:right w:type="dxa" w:w="80"/>
-            </w:tcMar>
-          </w:tcPr>
-          <w:p>
-            <w:pPr>
-              <w:jc w:val="left"/>
-            </w:pPr>
-            <w:r>
-              <w:rPr>
-                <w:rFonts w:ascii="Malgun Gothic" w:cs="Malgun Gothic" w:eastAsia="Malgun Gothic" w:hAnsi="Malgun Gothic"/>
-                <w:sz w:val="17"/>
-                <w:szCs w:val="17"/>
-              </w:rPr>
               <w:t xml:space="preserve">제18조, 체크리스트 09</w:t>
             </w:r>
           </w:p>
         </w:tc>
         <w:tc>
           <w:tcPr>
-            <w:tcW w:type="dxa" w:w="4053"/>
+            <w:tcW w:type="dxa" w:w="3859"/>
             <w:tcBorders>
               <w:top w:val="single" w:color="C9D3DF" w:sz="4"/>
               <w:left w:val="single" w:color="C9D3DF" w:sz="4"/>
@@ -779,7 +779,37 @@
         </w:trPr>
         <w:tc>
           <w:tcPr>
-            <w:tcW w:type="dxa" w:w="3450"/>
+            <w:tcW w:type="dxa" w:w="3285"/>
+            <w:tcBorders>
+              <w:top w:val="single" w:color="C9D3DF" w:sz="4"/>
+              <w:left w:val="single" w:color="C9D3DF" w:sz="4"/>
+              <w:bottom w:val="single" w:color="C9D3DF" w:sz="4"/>
+              <w:right w:val="single" w:color="C9D3DF" w:sz="4"/>
+            </w:tcBorders>
+            <w:tcMar>
+              <w:top w:type="dxa" w:w="50"/>
+              <w:left w:type="dxa" w:w="80"/>
+              <w:bottom w:type="dxa" w:w="50"/>
+              <w:right w:type="dxa" w:w="80"/>
+            </w:tcMar>
+          </w:tcPr>
+          <w:p>
+            <w:pPr>
+              <w:jc w:val="left"/>
+            </w:pPr>
+            <w:r>
+              <w:rPr>
+                <w:rFonts w:ascii="Malgun Gothic" w:cs="Malgun Gothic" w:eastAsia="Malgun Gothic" w:hAnsi="Malgun Gothic"/>
+                <w:sz w:val="17"/>
+                <w:szCs w:val="17"/>
+              </w:rPr>
+              <w:t xml:space="preserve">Agent 6요소 중 4개 이상</w:t>
+            </w:r>
+          </w:p>
+        </w:tc>
+        <w:tc>
+          <w:tcPr>
+            <w:tcW w:type="dxa" w:w="3060"/>
             <w:tcBorders>
               <w:top w:val="single" w:color="C9D3DF" w:sz="4"/>
               <w:left w:val="single" w:color="C9D3DF" w:sz="4"/>
@@ -803,43 +833,13 @@
                 <w:sz w:val="17"/>
                 <w:szCs w:val="17"/>
               </w:rPr>
-              <w:t xml:space="preserve">Agent 6요소 중 4개 이상</w:t>
-            </w:r>
-          </w:p>
-        </w:tc>
-        <w:tc>
-          <w:tcPr>
-            <w:tcW w:type="dxa" w:w="2701"/>
-            <w:tcBorders>
-              <w:top w:val="single" w:color="C9D3DF" w:sz="4"/>
-              <w:left w:val="single" w:color="C9D3DF" w:sz="4"/>
-              <w:bottom w:val="single" w:color="C9D3DF" w:sz="4"/>
-              <w:right w:val="single" w:color="C9D3DF" w:sz="4"/>
-            </w:tcBorders>
-            <w:tcMar>
-              <w:top w:type="dxa" w:w="50"/>
-              <w:left w:type="dxa" w:w="80"/>
-              <w:bottom w:type="dxa" w:w="50"/>
-              <w:right w:type="dxa" w:w="80"/>
-            </w:tcMar>
-          </w:tcPr>
-          <w:p>
-            <w:pPr>
-              <w:jc w:val="left"/>
-            </w:pPr>
-            <w:r>
-              <w:rPr>
-                <w:rFonts w:ascii="Malgun Gothic" w:cs="Malgun Gothic" w:eastAsia="Malgun Gothic" w:hAnsi="Malgun Gothic"/>
-                <w:sz w:val="17"/>
-                <w:szCs w:val="17"/>
-              </w:rPr>
               <w:t xml:space="preserve">제17조</w:t>
             </w:r>
           </w:p>
         </w:tc>
         <w:tc>
           <w:tcPr>
-            <w:tcW w:type="dxa" w:w="4053"/>
+            <w:tcW w:type="dxa" w:w="3859"/>
             <w:tcBorders>
               <w:top w:val="single" w:color="C9D3DF" w:sz="4"/>
               <w:left w:val="single" w:color="C9D3DF" w:sz="4"/>
@@ -875,7 +875,37 @@
         </w:trPr>
         <w:tc>
           <w:tcPr>
-            <w:tcW w:type="dxa" w:w="3450"/>
+            <w:tcW w:type="dxa" w:w="3285"/>
+            <w:tcBorders>
+              <w:top w:val="single" w:color="C9D3DF" w:sz="4"/>
+              <w:left w:val="single" w:color="C9D3DF" w:sz="4"/>
+              <w:bottom w:val="single" w:color="C9D3DF" w:sz="4"/>
+              <w:right w:val="single" w:color="C9D3DF" w:sz="4"/>
+            </w:tcBorders>
+            <w:tcMar>
+              <w:top w:type="dxa" w:w="50"/>
+              <w:left w:type="dxa" w:w="80"/>
+              <w:bottom w:type="dxa" w:w="50"/>
+              <w:right w:type="dxa" w:w="80"/>
+            </w:tcMar>
+          </w:tcPr>
+          <w:p>
+            <w:pPr>
+              <w:jc w:val="left"/>
+            </w:pPr>
+            <w:r>
+              <w:rPr>
+                <w:rFonts w:ascii="Malgun Gothic" w:cs="Malgun Gothic" w:eastAsia="Malgun Gothic" w:hAnsi="Malgun Gothic"/>
+                <w:sz w:val="17"/>
+                <w:szCs w:val="17"/>
+              </w:rPr>
+              <w:t xml:space="preserve">시연영상과 기술설명서의 연결성</w:t>
+            </w:r>
+          </w:p>
+        </w:tc>
+        <w:tc>
+          <w:tcPr>
+            <w:tcW w:type="dxa" w:w="3060"/>
             <w:tcBorders>
               <w:top w:val="single" w:color="C9D3DF" w:sz="4"/>
               <w:left w:val="single" w:color="C9D3DF" w:sz="4"/>
@@ -899,43 +929,13 @@
                 <w:sz w:val="17"/>
                 <w:szCs w:val="17"/>
               </w:rPr>
-              <w:t xml:space="preserve">시연영상과 기술설명서의 연결성</w:t>
-            </w:r>
-          </w:p>
-        </w:tc>
-        <w:tc>
-          <w:tcPr>
-            <w:tcW w:type="dxa" w:w="2701"/>
-            <w:tcBorders>
-              <w:top w:val="single" w:color="C9D3DF" w:sz="4"/>
-              <w:left w:val="single" w:color="C9D3DF" w:sz="4"/>
-              <w:bottom w:val="single" w:color="C9D3DF" w:sz="4"/>
-              <w:right w:val="single" w:color="C9D3DF" w:sz="4"/>
-            </w:tcBorders>
-            <w:tcMar>
-              <w:top w:type="dxa" w:w="50"/>
-              <w:left w:type="dxa" w:w="80"/>
-              <w:bottom w:type="dxa" w:w="50"/>
-              <w:right w:type="dxa" w:w="80"/>
-            </w:tcMar>
-          </w:tcPr>
-          <w:p>
-            <w:pPr>
-              <w:jc w:val="left"/>
-            </w:pPr>
-            <w:r>
-              <w:rPr>
-                <w:rFonts w:ascii="Malgun Gothic" w:cs="Malgun Gothic" w:eastAsia="Malgun Gothic" w:hAnsi="Malgun Gothic"/>
-                <w:sz w:val="17"/>
-                <w:szCs w:val="17"/>
-              </w:rPr>
               <w:t xml:space="preserve">별지 2</w:t>
             </w:r>
           </w:p>
         </w:tc>
         <w:tc>
           <w:tcPr>
-            <w:tcW w:type="dxa" w:w="4053"/>
+            <w:tcW w:type="dxa" w:w="3859"/>
             <w:tcBorders>
               <w:top w:val="single" w:color="C9D3DF" w:sz="4"/>
               <w:left w:val="single" w:color="C9D3DF" w:sz="4"/>
@@ -971,7 +971,37 @@
         </w:trPr>
         <w:tc>
           <w:tcPr>
-            <w:tcW w:type="dxa" w:w="3450"/>
+            <w:tcW w:type="dxa" w:w="3285"/>
+            <w:tcBorders>
+              <w:top w:val="single" w:color="C9D3DF" w:sz="4"/>
+              <w:left w:val="single" w:color="C9D3DF" w:sz="4"/>
+              <w:bottom w:val="single" w:color="C9D3DF" w:sz="4"/>
+              <w:right w:val="single" w:color="C9D3DF" w:sz="4"/>
+            </w:tcBorders>
+            <w:tcMar>
+              <w:top w:type="dxa" w:w="50"/>
+              <w:left w:type="dxa" w:w="80"/>
+              <w:bottom w:type="dxa" w:w="50"/>
+              <w:right w:type="dxa" w:w="80"/>
+            </w:tcMar>
+          </w:tcPr>
+          <w:p>
+            <w:pPr>
+              <w:jc w:val="left"/>
+            </w:pPr>
+            <w:r>
+              <w:rPr>
+                <w:rFonts w:ascii="Malgun Gothic" w:cs="Malgun Gothic" w:eastAsia="Malgun Gothic" w:hAnsi="Malgun Gothic"/>
+                <w:sz w:val="17"/>
+                <w:szCs w:val="17"/>
+              </w:rPr>
+              <w:t xml:space="preserve">API Key·비밀번호·개인정보 노출 금지</w:t>
+            </w:r>
+          </w:p>
+        </w:tc>
+        <w:tc>
+          <w:tcPr>
+            <w:tcW w:type="dxa" w:w="3060"/>
             <w:tcBorders>
               <w:top w:val="single" w:color="C9D3DF" w:sz="4"/>
               <w:left w:val="single" w:color="C9D3DF" w:sz="4"/>
@@ -995,43 +1025,13 @@
                 <w:sz w:val="17"/>
                 <w:szCs w:val="17"/>
               </w:rPr>
-              <w:t xml:space="preserve">API Key·비밀번호·개인정보 노출 금지</w:t>
-            </w:r>
-          </w:p>
-        </w:tc>
-        <w:tc>
-          <w:tcPr>
-            <w:tcW w:type="dxa" w:w="2701"/>
-            <w:tcBorders>
-              <w:top w:val="single" w:color="C9D3DF" w:sz="4"/>
-              <w:left w:val="single" w:color="C9D3DF" w:sz="4"/>
-              <w:bottom w:val="single" w:color="C9D3DF" w:sz="4"/>
-              <w:right w:val="single" w:color="C9D3DF" w:sz="4"/>
-            </w:tcBorders>
-            <w:tcMar>
-              <w:top w:type="dxa" w:w="50"/>
-              <w:left w:type="dxa" w:w="80"/>
-              <w:bottom w:type="dxa" w:w="50"/>
-              <w:right w:type="dxa" w:w="80"/>
-            </w:tcMar>
-          </w:tcPr>
-          <w:p>
-            <w:pPr>
-              <w:jc w:val="left"/>
-            </w:pPr>
-            <w:r>
-              <w:rPr>
-                <w:rFonts w:ascii="Malgun Gothic" w:cs="Malgun Gothic" w:eastAsia="Malgun Gothic" w:hAnsi="Malgun Gothic"/>
-                <w:sz w:val="17"/>
-                <w:szCs w:val="17"/>
-              </w:rPr>
               <w:t xml:space="preserve">체크리스트 13</w:t>
             </w:r>
           </w:p>
         </w:tc>
         <w:tc>
           <w:tcPr>
-            <w:tcW w:type="dxa" w:w="4053"/>
+            <w:tcW w:type="dxa" w:w="3859"/>
             <w:tcBorders>
               <w:top w:val="single" w:color="C9D3DF" w:sz="4"/>
               <w:left w:val="single" w:color="C9D3DF" w:sz="4"/>
@@ -1067,7 +1067,37 @@
         </w:trPr>
         <w:tc>
           <w:tcPr>
-            <w:tcW w:type="dxa" w:w="3450"/>
+            <w:tcW w:type="dxa" w:w="3285"/>
+            <w:tcBorders>
+              <w:top w:val="single" w:color="C9D3DF" w:sz="4"/>
+              <w:left w:val="single" w:color="C9D3DF" w:sz="4"/>
+              <w:bottom w:val="single" w:color="C9D3DF" w:sz="4"/>
+              <w:right w:val="single" w:color="C9D3DF" w:sz="4"/>
+            </w:tcBorders>
+            <w:tcMar>
+              <w:top w:type="dxa" w:w="50"/>
+              <w:left w:type="dxa" w:w="80"/>
+              <w:bottom w:type="dxa" w:w="50"/>
+              <w:right w:type="dxa" w:w="80"/>
+            </w:tcMar>
+          </w:tcPr>
+          <w:p>
+            <w:pPr>
+              <w:jc w:val="left"/>
+            </w:pPr>
+            <w:r>
+              <w:rPr>
+                <w:rFonts w:ascii="Malgun Gothic" w:cs="Malgun Gothic" w:eastAsia="Malgun Gothic" w:hAnsi="Malgun Gothic"/>
+                <w:sz w:val="17"/>
+                <w:szCs w:val="17"/>
+              </w:rPr>
+              <w:t xml:space="preserve">조작된 시연 금지(실격 사유)</w:t>
+            </w:r>
+          </w:p>
+        </w:tc>
+        <w:tc>
+          <w:tcPr>
+            <w:tcW w:type="dxa" w:w="3060"/>
             <w:tcBorders>
               <w:top w:val="single" w:color="C9D3DF" w:sz="4"/>
               <w:left w:val="single" w:color="C9D3DF" w:sz="4"/>
@@ -1091,43 +1121,13 @@
                 <w:sz w:val="17"/>
                 <w:szCs w:val="17"/>
               </w:rPr>
-              <w:t xml:space="preserve">조작된 시연 금지(실격 사유)</w:t>
-            </w:r>
-          </w:p>
-        </w:tc>
-        <w:tc>
-          <w:tcPr>
-            <w:tcW w:type="dxa" w:w="2701"/>
-            <w:tcBorders>
-              <w:top w:val="single" w:color="C9D3DF" w:sz="4"/>
-              <w:left w:val="single" w:color="C9D3DF" w:sz="4"/>
-              <w:bottom w:val="single" w:color="C9D3DF" w:sz="4"/>
-              <w:right w:val="single" w:color="C9D3DF" w:sz="4"/>
-            </w:tcBorders>
-            <w:tcMar>
-              <w:top w:type="dxa" w:w="50"/>
-              <w:left w:type="dxa" w:w="80"/>
-              <w:bottom w:type="dxa" w:w="50"/>
-              <w:right w:type="dxa" w:w="80"/>
-            </w:tcMar>
-          </w:tcPr>
-          <w:p>
-            <w:pPr>
-              <w:jc w:val="left"/>
-            </w:pPr>
-            <w:r>
-              <w:rPr>
-                <w:rFonts w:ascii="Malgun Gothic" w:cs="Malgun Gothic" w:eastAsia="Malgun Gothic" w:hAnsi="Malgun Gothic"/>
-                <w:sz w:val="17"/>
-                <w:szCs w:val="17"/>
-              </w:rPr>
               <w:t xml:space="preserve">제14·31조</w:t>
             </w:r>
           </w:p>
         </w:tc>
         <w:tc>
           <w:tcPr>
-            <w:tcW w:type="dxa" w:w="4053"/>
+            <w:tcW w:type="dxa" w:w="3859"/>
             <w:tcBorders>
               <w:top w:val="single" w:color="C9D3DF" w:sz="4"/>
               <w:left w:val="single" w:color="C9D3DF" w:sz="4"/>
@@ -1192,7 +1192,7 @@
         </w:rPr>
         <w:t xml:space="preserve">촬영은 배포 앱(</w:t>
       </w:r>
-      <w:hyperlink w:history="1" r:id="rIdury-iny2hqwysdymfaasn">
+      <w:hyperlink w:history="1" r:id="rId6pxozw9o-nwpuwngz5coe">
         <w:r>
           <w:rPr>
             <w:rStyle w:val="Hyperlink"/>
@@ -1225,8 +1225,8 @@
         </w:tblBorders>
       </w:tblPr>
       <w:tblGrid>
-        <w:gridCol w:w="2863"/>
-        <w:gridCol w:w="7341"/>
+        <w:gridCol w:w="1460"/>
+        <w:gridCol w:w="8744"/>
       </w:tblGrid>
       <w:tr>
         <w:trPr>
@@ -1235,7 +1235,7 @@
         </w:trPr>
         <w:tc>
           <w:tcPr>
-            <w:tcW w:type="dxa" w:w="2863"/>
+            <w:tcW w:type="dxa" w:w="1460"/>
             <w:tcBorders>
               <w:top w:val="single" w:color="C9D3DF" w:sz="4"/>
               <w:left w:val="single" w:color="C9D3DF" w:sz="4"/>
@@ -1269,7 +1269,7 @@
         </w:tc>
         <w:tc>
           <w:tcPr>
-            <w:tcW w:type="dxa" w:w="7341"/>
+            <w:tcW w:type="dxa" w:w="8744"/>
             <w:tcBorders>
               <w:top w:val="single" w:color="C9D3DF" w:sz="4"/>
               <w:left w:val="single" w:color="C9D3DF" w:sz="4"/>
@@ -1309,7 +1309,7 @@
         </w:trPr>
         <w:tc>
           <w:tcPr>
-            <w:tcW w:type="dxa" w:w="2863"/>
+            <w:tcW w:type="dxa" w:w="1460"/>
             <w:tcBorders>
               <w:top w:val="single" w:color="C9D3DF" w:sz="4"/>
               <w:left w:val="single" w:color="C9D3DF" w:sz="4"/>
@@ -1339,7 +1339,7 @@
         </w:tc>
         <w:tc>
           <w:tcPr>
-            <w:tcW w:type="dxa" w:w="7341"/>
+            <w:tcW w:type="dxa" w:w="8744"/>
             <w:tcBorders>
               <w:top w:val="single" w:color="C9D3DF" w:sz="4"/>
               <w:left w:val="single" w:color="C9D3DF" w:sz="4"/>
@@ -1375,7 +1375,7 @@
         </w:trPr>
         <w:tc>
           <w:tcPr>
-            <w:tcW w:type="dxa" w:w="2863"/>
+            <w:tcW w:type="dxa" w:w="1460"/>
             <w:tcBorders>
               <w:top w:val="single" w:color="C9D3DF" w:sz="4"/>
               <w:left w:val="single" w:color="C9D3DF" w:sz="4"/>
@@ -1405,7 +1405,7 @@
         </w:tc>
         <w:tc>
           <w:tcPr>
-            <w:tcW w:type="dxa" w:w="7341"/>
+            <w:tcW w:type="dxa" w:w="8744"/>
             <w:tcBorders>
               <w:top w:val="single" w:color="C9D3DF" w:sz="4"/>
               <w:left w:val="single" w:color="C9D3DF" w:sz="4"/>
@@ -1441,7 +1441,7 @@
         </w:trPr>
         <w:tc>
           <w:tcPr>
-            <w:tcW w:type="dxa" w:w="2863"/>
+            <w:tcW w:type="dxa" w:w="1460"/>
             <w:tcBorders>
               <w:top w:val="single" w:color="C9D3DF" w:sz="4"/>
               <w:left w:val="single" w:color="C9D3DF" w:sz="4"/>
@@ -1471,7 +1471,7 @@
         </w:tc>
         <w:tc>
           <w:tcPr>
-            <w:tcW w:type="dxa" w:w="7341"/>
+            <w:tcW w:type="dxa" w:w="8744"/>
             <w:tcBorders>
               <w:top w:val="single" w:color="C9D3DF" w:sz="4"/>
               <w:left w:val="single" w:color="C9D3DF" w:sz="4"/>
@@ -1507,7 +1507,7 @@
         </w:trPr>
         <w:tc>
           <w:tcPr>
-            <w:tcW w:type="dxa" w:w="2863"/>
+            <w:tcW w:type="dxa" w:w="1460"/>
             <w:tcBorders>
               <w:top w:val="single" w:color="C9D3DF" w:sz="4"/>
               <w:left w:val="single" w:color="C9D3DF" w:sz="4"/>
@@ -1537,7 +1537,7 @@
         </w:tc>
         <w:tc>
           <w:tcPr>
-            <w:tcW w:type="dxa" w:w="7341"/>
+            <w:tcW w:type="dxa" w:w="8744"/>
             <w:tcBorders>
               <w:top w:val="single" w:color="C9D3DF" w:sz="4"/>
               <w:left w:val="single" w:color="C9D3DF" w:sz="4"/>
@@ -1573,7 +1573,7 @@
         </w:trPr>
         <w:tc>
           <w:tcPr>
-            <w:tcW w:type="dxa" w:w="2863"/>
+            <w:tcW w:type="dxa" w:w="1460"/>
             <w:tcBorders>
               <w:top w:val="single" w:color="C9D3DF" w:sz="4"/>
               <w:left w:val="single" w:color="C9D3DF" w:sz="4"/>
@@ -1603,7 +1603,7 @@
         </w:tc>
         <w:tc>
           <w:tcPr>
-            <w:tcW w:type="dxa" w:w="7341"/>
+            <w:tcW w:type="dxa" w:w="8744"/>
             <w:tcBorders>
               <w:top w:val="single" w:color="C9D3DF" w:sz="4"/>
               <w:left w:val="single" w:color="C9D3DF" w:sz="4"/>
@@ -1639,7 +1639,7 @@
         </w:trPr>
         <w:tc>
           <w:tcPr>
-            <w:tcW w:type="dxa" w:w="2863"/>
+            <w:tcW w:type="dxa" w:w="1460"/>
             <w:tcBorders>
               <w:top w:val="single" w:color="C9D3DF" w:sz="4"/>
               <w:left w:val="single" w:color="C9D3DF" w:sz="4"/>
@@ -1669,7 +1669,7 @@
         </w:tc>
         <w:tc>
           <w:tcPr>
-            <w:tcW w:type="dxa" w:w="7341"/>
+            <w:tcW w:type="dxa" w:w="8744"/>
             <w:tcBorders>
               <w:top w:val="single" w:color="C9D3DF" w:sz="4"/>
               <w:left w:val="single" w:color="C9D3DF" w:sz="4"/>
@@ -1705,7 +1705,7 @@
         </w:trPr>
         <w:tc>
           <w:tcPr>
-            <w:tcW w:type="dxa" w:w="2863"/>
+            <w:tcW w:type="dxa" w:w="1460"/>
             <w:tcBorders>
               <w:top w:val="single" w:color="C9D3DF" w:sz="4"/>
               <w:left w:val="single" w:color="C9D3DF" w:sz="4"/>
@@ -1735,7 +1735,7 @@
         </w:tc>
         <w:tc>
           <w:tcPr>
-            <w:tcW w:type="dxa" w:w="7341"/>
+            <w:tcW w:type="dxa" w:w="8744"/>
             <w:tcBorders>
               <w:top w:val="single" w:color="C9D3DF" w:sz="4"/>
               <w:left w:val="single" w:color="C9D3DF" w:sz="4"/>
@@ -1771,7 +1771,7 @@
         </w:trPr>
         <w:tc>
           <w:tcPr>
-            <w:tcW w:type="dxa" w:w="2863"/>
+            <w:tcW w:type="dxa" w:w="1460"/>
             <w:tcBorders>
               <w:top w:val="single" w:color="C9D3DF" w:sz="4"/>
               <w:left w:val="single" w:color="C9D3DF" w:sz="4"/>
@@ -1801,7 +1801,7 @@
         </w:tc>
         <w:tc>
           <w:tcPr>
-            <w:tcW w:type="dxa" w:w="7341"/>
+            <w:tcW w:type="dxa" w:w="8744"/>
             <w:tcBorders>
               <w:top w:val="single" w:color="C9D3DF" w:sz="4"/>
               <w:left w:val="single" w:color="C9D3DF" w:sz="4"/>
@@ -1837,7 +1837,7 @@
         </w:trPr>
         <w:tc>
           <w:tcPr>
-            <w:tcW w:type="dxa" w:w="2863"/>
+            <w:tcW w:type="dxa" w:w="1460"/>
             <w:tcBorders>
               <w:top w:val="single" w:color="C9D3DF" w:sz="4"/>
               <w:left w:val="single" w:color="C9D3DF" w:sz="4"/>
@@ -1867,7 +1867,7 @@
         </w:tc>
         <w:tc>
           <w:tcPr>
-            <w:tcW w:type="dxa" w:w="7341"/>
+            <w:tcW w:type="dxa" w:w="8744"/>
             <w:tcBorders>
               <w:top w:val="single" w:color="C9D3DF" w:sz="4"/>
               <w:left w:val="single" w:color="C9D3DF" w:sz="4"/>
@@ -1903,7 +1903,7 @@
         </w:trPr>
         <w:tc>
           <w:tcPr>
-            <w:tcW w:type="dxa" w:w="2863"/>
+            <w:tcW w:type="dxa" w:w="1460"/>
             <w:tcBorders>
               <w:top w:val="single" w:color="C9D3DF" w:sz="4"/>
               <w:left w:val="single" w:color="C9D3DF" w:sz="4"/>
@@ -1933,7 +1933,7 @@
         </w:tc>
         <w:tc>
           <w:tcPr>
-            <w:tcW w:type="dxa" w:w="7341"/>
+            <w:tcW w:type="dxa" w:w="8744"/>
             <w:tcBorders>
               <w:top w:val="single" w:color="C9D3DF" w:sz="4"/>
               <w:left w:val="single" w:color="C9D3DF" w:sz="4"/>
@@ -2007,8 +2007,8 @@
         </w:tblBorders>
       </w:tblPr>
       <w:tblGrid>
-        <w:gridCol w:w="3935"/>
-        <w:gridCol w:w="6269"/>
+        <w:gridCol w:w="2060"/>
+        <w:gridCol w:w="8144"/>
       </w:tblGrid>
       <w:tr>
         <w:trPr>
@@ -2017,7 +2017,7 @@
         </w:trPr>
         <w:tc>
           <w:tcPr>
-            <w:tcW w:type="dxa" w:w="3935"/>
+            <w:tcW w:type="dxa" w:w="2060"/>
             <w:tcBorders>
               <w:top w:val="single" w:color="C9D3DF" w:sz="4"/>
               <w:left w:val="single" w:color="C9D3DF" w:sz="4"/>
@@ -2051,7 +2051,7 @@
         </w:tc>
         <w:tc>
           <w:tcPr>
-            <w:tcW w:type="dxa" w:w="6269"/>
+            <w:tcW w:type="dxa" w:w="8144"/>
             <w:tcBorders>
               <w:top w:val="single" w:color="C9D3DF" w:sz="4"/>
               <w:left w:val="single" w:color="C9D3DF" w:sz="4"/>
@@ -2091,7 +2091,7 @@
         </w:trPr>
         <w:tc>
           <w:tcPr>
-            <w:tcW w:type="dxa" w:w="3935"/>
+            <w:tcW w:type="dxa" w:w="2060"/>
             <w:tcBorders>
               <w:top w:val="single" w:color="C9D3DF" w:sz="4"/>
               <w:left w:val="single" w:color="C9D3DF" w:sz="4"/>
@@ -2121,7 +2121,7 @@
         </w:tc>
         <w:tc>
           <w:tcPr>
-            <w:tcW w:type="dxa" w:w="6269"/>
+            <w:tcW w:type="dxa" w:w="8144"/>
             <w:tcBorders>
               <w:top w:val="single" w:color="C9D3DF" w:sz="4"/>
               <w:left w:val="single" w:color="C9D3DF" w:sz="4"/>
@@ -2157,7 +2157,7 @@
         </w:trPr>
         <w:tc>
           <w:tcPr>
-            <w:tcW w:type="dxa" w:w="3935"/>
+            <w:tcW w:type="dxa" w:w="2060"/>
             <w:tcBorders>
               <w:top w:val="single" w:color="C9D3DF" w:sz="4"/>
               <w:left w:val="single" w:color="C9D3DF" w:sz="4"/>
@@ -2187,7 +2187,7 @@
         </w:tc>
         <w:tc>
           <w:tcPr>
-            <w:tcW w:type="dxa" w:w="6269"/>
+            <w:tcW w:type="dxa" w:w="8144"/>
             <w:tcBorders>
               <w:top w:val="single" w:color="C9D3DF" w:sz="4"/>
               <w:left w:val="single" w:color="C9D3DF" w:sz="4"/>
@@ -2471,7 +2471,7 @@
           </w:tcPr>
           <w:p>
             <w:pPr>
-              <w:jc w:val="center"/>
+              <w:jc w:val="left"/>
             </w:pPr>
             <w:r>
               <w:rPr>
@@ -2627,7 +2627,7 @@
           </w:tcPr>
           <w:p>
             <w:pPr>
-              <w:jc w:val="center"/>
+              <w:jc w:val="left"/>
             </w:pPr>
             <w:r>
               <w:rPr>
@@ -2783,7 +2783,7 @@
           </w:tcPr>
           <w:p>
             <w:pPr>
-              <w:jc w:val="center"/>
+              <w:jc w:val="left"/>
             </w:pPr>
             <w:r>
               <w:rPr>
@@ -2939,7 +2939,7 @@
           </w:tcPr>
           <w:p>
             <w:pPr>
-              <w:jc w:val="center"/>
+              <w:jc w:val="left"/>
             </w:pPr>
             <w:r>
               <w:rPr>
@@ -3095,7 +3095,7 @@
           </w:tcPr>
           <w:p>
             <w:pPr>
-              <w:jc w:val="center"/>
+              <w:jc w:val="left"/>
             </w:pPr>
             <w:r>
               <w:rPr>
@@ -3251,7 +3251,7 @@
           </w:tcPr>
           <w:p>
             <w:pPr>
-              <w:jc w:val="center"/>
+              <w:jc w:val="left"/>
             </w:pPr>
             <w:r>
               <w:rPr>
@@ -3407,7 +3407,7 @@
           </w:tcPr>
           <w:p>
             <w:pPr>
-              <w:jc w:val="center"/>
+              <w:jc w:val="left"/>
             </w:pPr>
             <w:r>
               <w:rPr>
@@ -3563,7 +3563,7 @@
           </w:tcPr>
           <w:p>
             <w:pPr>
-              <w:jc w:val="center"/>
+              <w:jc w:val="left"/>
             </w:pPr>
             <w:r>
               <w:rPr>
@@ -3719,7 +3719,7 @@
           </w:tcPr>
           <w:p>
             <w:pPr>
-              <w:jc w:val="center"/>
+              <w:jc w:val="left"/>
             </w:pPr>
             <w:r>
               <w:rPr>
@@ -3933,10 +3933,10 @@
         </w:tblBorders>
       </w:tblPr>
       <w:tblGrid>
-        <w:gridCol w:w="1610"/>
-        <w:gridCol w:w="2644"/>
-        <w:gridCol w:w="3210"/>
-        <w:gridCol w:w="2740"/>
+        <w:gridCol w:w="1060"/>
+        <w:gridCol w:w="2813"/>
+        <w:gridCol w:w="3416"/>
+        <w:gridCol w:w="2915"/>
       </w:tblGrid>
       <w:tr>
         <w:trPr>
@@ -3945,7 +3945,7 @@
         </w:trPr>
         <w:tc>
           <w:tcPr>
-            <w:tcW w:type="dxa" w:w="1610"/>
+            <w:tcW w:type="dxa" w:w="1060"/>
             <w:tcBorders>
               <w:top w:val="single" w:color="C9D3DF" w:sz="4"/>
               <w:left w:val="single" w:color="C9D3DF" w:sz="4"/>
@@ -3979,7 +3979,7 @@
         </w:tc>
         <w:tc>
           <w:tcPr>
-            <w:tcW w:type="dxa" w:w="2644"/>
+            <w:tcW w:type="dxa" w:w="2813"/>
             <w:tcBorders>
               <w:top w:val="single" w:color="C9D3DF" w:sz="4"/>
               <w:left w:val="single" w:color="C9D3DF" w:sz="4"/>
@@ -4013,7 +4013,7 @@
         </w:tc>
         <w:tc>
           <w:tcPr>
-            <w:tcW w:type="dxa" w:w="3210"/>
+            <w:tcW w:type="dxa" w:w="3416"/>
             <w:tcBorders>
               <w:top w:val="single" w:color="C9D3DF" w:sz="4"/>
               <w:left w:val="single" w:color="C9D3DF" w:sz="4"/>
@@ -4047,7 +4047,7 @@
         </w:tc>
         <w:tc>
           <w:tcPr>
-            <w:tcW w:type="dxa" w:w="2740"/>
+            <w:tcW w:type="dxa" w:w="2915"/>
             <w:tcBorders>
               <w:top w:val="single" w:color="C9D3DF" w:sz="4"/>
               <w:left w:val="single" w:color="C9D3DF" w:sz="4"/>
@@ -4087,7 +4087,7 @@
         </w:trPr>
         <w:tc>
           <w:tcPr>
-            <w:tcW w:type="dxa" w:w="1610"/>
+            <w:tcW w:type="dxa" w:w="1060"/>
             <w:tcBorders>
               <w:top w:val="single" w:color="C9D3DF" w:sz="4"/>
               <w:left w:val="single" w:color="C9D3DF" w:sz="4"/>
@@ -4117,7 +4117,7 @@
         </w:tc>
         <w:tc>
           <w:tcPr>
-            <w:tcW w:type="dxa" w:w="2644"/>
+            <w:tcW w:type="dxa" w:w="2813"/>
             <w:tcBorders>
               <w:top w:val="single" w:color="C9D3DF" w:sz="4"/>
               <w:left w:val="single" w:color="C9D3DF" w:sz="4"/>
@@ -4147,7 +4147,7 @@
         </w:tc>
         <w:tc>
           <w:tcPr>
-            <w:tcW w:type="dxa" w:w="3210"/>
+            <w:tcW w:type="dxa" w:w="3416"/>
             <w:tcBorders>
               <w:top w:val="single" w:color="C9D3DF" w:sz="4"/>
               <w:left w:val="single" w:color="C9D3DF" w:sz="4"/>
@@ -4177,7 +4177,7 @@
         </w:tc>
         <w:tc>
           <w:tcPr>
-            <w:tcW w:type="dxa" w:w="2740"/>
+            <w:tcW w:type="dxa" w:w="2915"/>
             <w:tcBorders>
               <w:top w:val="single" w:color="C9D3DF" w:sz="4"/>
               <w:left w:val="single" w:color="C9D3DF" w:sz="4"/>
@@ -4213,7 +4213,7 @@
         </w:trPr>
         <w:tc>
           <w:tcPr>
-            <w:tcW w:type="dxa" w:w="1610"/>
+            <w:tcW w:type="dxa" w:w="1060"/>
             <w:tcBorders>
               <w:top w:val="single" w:color="C9D3DF" w:sz="4"/>
               <w:left w:val="single" w:color="C9D3DF" w:sz="4"/>
@@ -4243,7 +4243,7 @@
         </w:tc>
         <w:tc>
           <w:tcPr>
-            <w:tcW w:type="dxa" w:w="2644"/>
+            <w:tcW w:type="dxa" w:w="2813"/>
             <w:tcBorders>
               <w:top w:val="single" w:color="C9D3DF" w:sz="4"/>
               <w:left w:val="single" w:color="C9D3DF" w:sz="4"/>
@@ -4273,7 +4273,7 @@
         </w:tc>
         <w:tc>
           <w:tcPr>
-            <w:tcW w:type="dxa" w:w="3210"/>
+            <w:tcW w:type="dxa" w:w="3416"/>
             <w:tcBorders>
               <w:top w:val="single" w:color="C9D3DF" w:sz="4"/>
               <w:left w:val="single" w:color="C9D3DF" w:sz="4"/>
@@ -4303,7 +4303,7 @@
         </w:tc>
         <w:tc>
           <w:tcPr>
-            <w:tcW w:type="dxa" w:w="2740"/>
+            <w:tcW w:type="dxa" w:w="2915"/>
             <w:tcBorders>
               <w:top w:val="single" w:color="C9D3DF" w:sz="4"/>
               <w:left w:val="single" w:color="C9D3DF" w:sz="4"/>
@@ -4382,10 +4382,10 @@
         </w:tblBorders>
       </w:tblPr>
       <w:tblGrid>
-        <w:gridCol w:w="1605"/>
-        <w:gridCol w:w="3005"/>
-        <w:gridCol w:w="2894"/>
-        <w:gridCol w:w="2700"/>
+        <w:gridCol w:w="1060"/>
+        <w:gridCol w:w="3196"/>
+        <w:gridCol w:w="3078"/>
+        <w:gridCol w:w="2870"/>
       </w:tblGrid>
       <w:tr>
         <w:trPr>
@@ -4394,7 +4394,7 @@
         </w:trPr>
         <w:tc>
           <w:tcPr>
-            <w:tcW w:type="dxa" w:w="1605"/>
+            <w:tcW w:type="dxa" w:w="1060"/>
             <w:tcBorders>
               <w:top w:val="single" w:color="C9D3DF" w:sz="4"/>
               <w:left w:val="single" w:color="C9D3DF" w:sz="4"/>
@@ -4428,7 +4428,7 @@
         </w:tc>
         <w:tc>
           <w:tcPr>
-            <w:tcW w:type="dxa" w:w="3005"/>
+            <w:tcW w:type="dxa" w:w="3196"/>
             <w:tcBorders>
               <w:top w:val="single" w:color="C9D3DF" w:sz="4"/>
               <w:left w:val="single" w:color="C9D3DF" w:sz="4"/>
@@ -4462,7 +4462,7 @@
         </w:tc>
         <w:tc>
           <w:tcPr>
-            <w:tcW w:type="dxa" w:w="2894"/>
+            <w:tcW w:type="dxa" w:w="3078"/>
             <w:tcBorders>
               <w:top w:val="single" w:color="C9D3DF" w:sz="4"/>
               <w:left w:val="single" w:color="C9D3DF" w:sz="4"/>
@@ -4496,7 +4496,7 @@
         </w:tc>
         <w:tc>
           <w:tcPr>
-            <w:tcW w:type="dxa" w:w="2700"/>
+            <w:tcW w:type="dxa" w:w="2870"/>
             <w:tcBorders>
               <w:top w:val="single" w:color="C9D3DF" w:sz="4"/>
               <w:left w:val="single" w:color="C9D3DF" w:sz="4"/>
@@ -4536,7 +4536,7 @@
         </w:trPr>
         <w:tc>
           <w:tcPr>
-            <w:tcW w:type="dxa" w:w="1605"/>
+            <w:tcW w:type="dxa" w:w="1060"/>
             <w:tcBorders>
               <w:top w:val="single" w:color="C9D3DF" w:sz="4"/>
               <w:left w:val="single" w:color="C9D3DF" w:sz="4"/>
@@ -4566,7 +4566,7 @@
         </w:tc>
         <w:tc>
           <w:tcPr>
-            <w:tcW w:type="dxa" w:w="3005"/>
+            <w:tcW w:type="dxa" w:w="3196"/>
             <w:tcBorders>
               <w:top w:val="single" w:color="C9D3DF" w:sz="4"/>
               <w:left w:val="single" w:color="C9D3DF" w:sz="4"/>
@@ -4596,7 +4596,7 @@
         </w:tc>
         <w:tc>
           <w:tcPr>
-            <w:tcW w:type="dxa" w:w="2894"/>
+            <w:tcW w:type="dxa" w:w="3078"/>
             <w:tcBorders>
               <w:top w:val="single" w:color="C9D3DF" w:sz="4"/>
               <w:left w:val="single" w:color="C9D3DF" w:sz="4"/>
@@ -4626,7 +4626,7 @@
         </w:tc>
         <w:tc>
           <w:tcPr>
-            <w:tcW w:type="dxa" w:w="2700"/>
+            <w:tcW w:type="dxa" w:w="2870"/>
             <w:tcBorders>
               <w:top w:val="single" w:color="C9D3DF" w:sz="4"/>
               <w:left w:val="single" w:color="C9D3DF" w:sz="4"/>
@@ -4662,7 +4662,7 @@
         </w:trPr>
         <w:tc>
           <w:tcPr>
-            <w:tcW w:type="dxa" w:w="1605"/>
+            <w:tcW w:type="dxa" w:w="1060"/>
             <w:tcBorders>
               <w:top w:val="single" w:color="C9D3DF" w:sz="4"/>
               <w:left w:val="single" w:color="C9D3DF" w:sz="4"/>
@@ -4692,7 +4692,7 @@
         </w:tc>
         <w:tc>
           <w:tcPr>
-            <w:tcW w:type="dxa" w:w="3005"/>
+            <w:tcW w:type="dxa" w:w="3196"/>
             <w:tcBorders>
               <w:top w:val="single" w:color="C9D3DF" w:sz="4"/>
               <w:left w:val="single" w:color="C9D3DF" w:sz="4"/>
@@ -4722,7 +4722,7 @@
         </w:tc>
         <w:tc>
           <w:tcPr>
-            <w:tcW w:type="dxa" w:w="2894"/>
+            <w:tcW w:type="dxa" w:w="3078"/>
             <w:tcBorders>
               <w:top w:val="single" w:color="C9D3DF" w:sz="4"/>
               <w:left w:val="single" w:color="C9D3DF" w:sz="4"/>
@@ -4752,7 +4752,7 @@
         </w:tc>
         <w:tc>
           <w:tcPr>
-            <w:tcW w:type="dxa" w:w="2700"/>
+            <w:tcW w:type="dxa" w:w="2870"/>
             <w:tcBorders>
               <w:top w:val="single" w:color="C9D3DF" w:sz="4"/>
               <w:left w:val="single" w:color="C9D3DF" w:sz="4"/>
@@ -4839,10 +4839,10 @@
         </w:tblBorders>
       </w:tblPr>
       <w:tblGrid>
-        <w:gridCol w:w="1493"/>
-        <w:gridCol w:w="2831"/>
-        <w:gridCol w:w="2996"/>
-        <w:gridCol w:w="2884"/>
+        <w:gridCol w:w="1060"/>
+        <w:gridCol w:w="2972"/>
+        <w:gridCol w:w="3145"/>
+        <w:gridCol w:w="3027"/>
       </w:tblGrid>
       <w:tr>
         <w:trPr>
@@ -4851,7 +4851,7 @@
         </w:trPr>
         <w:tc>
           <w:tcPr>
-            <w:tcW w:type="dxa" w:w="1493"/>
+            <w:tcW w:type="dxa" w:w="1060"/>
             <w:tcBorders>
               <w:top w:val="single" w:color="C9D3DF" w:sz="4"/>
               <w:left w:val="single" w:color="C9D3DF" w:sz="4"/>
@@ -4885,7 +4885,7 @@
         </w:tc>
         <w:tc>
           <w:tcPr>
-            <w:tcW w:type="dxa" w:w="2831"/>
+            <w:tcW w:type="dxa" w:w="2972"/>
             <w:tcBorders>
               <w:top w:val="single" w:color="C9D3DF" w:sz="4"/>
               <w:left w:val="single" w:color="C9D3DF" w:sz="4"/>
@@ -4919,7 +4919,7 @@
         </w:tc>
         <w:tc>
           <w:tcPr>
-            <w:tcW w:type="dxa" w:w="2996"/>
+            <w:tcW w:type="dxa" w:w="3145"/>
             <w:tcBorders>
               <w:top w:val="single" w:color="C9D3DF" w:sz="4"/>
               <w:left w:val="single" w:color="C9D3DF" w:sz="4"/>
@@ -4953,7 +4953,7 @@
         </w:tc>
         <w:tc>
           <w:tcPr>
-            <w:tcW w:type="dxa" w:w="2884"/>
+            <w:tcW w:type="dxa" w:w="3027"/>
             <w:tcBorders>
               <w:top w:val="single" w:color="C9D3DF" w:sz="4"/>
               <w:left w:val="single" w:color="C9D3DF" w:sz="4"/>
@@ -4993,7 +4993,7 @@
         </w:trPr>
         <w:tc>
           <w:tcPr>
-            <w:tcW w:type="dxa" w:w="1493"/>
+            <w:tcW w:type="dxa" w:w="1060"/>
             <w:tcBorders>
               <w:top w:val="single" w:color="C9D3DF" w:sz="4"/>
               <w:left w:val="single" w:color="C9D3DF" w:sz="4"/>
@@ -5023,7 +5023,7 @@
         </w:tc>
         <w:tc>
           <w:tcPr>
-            <w:tcW w:type="dxa" w:w="2831"/>
+            <w:tcW w:type="dxa" w:w="2972"/>
             <w:tcBorders>
               <w:top w:val="single" w:color="C9D3DF" w:sz="4"/>
               <w:left w:val="single" w:color="C9D3DF" w:sz="4"/>
@@ -5053,7 +5053,7 @@
         </w:tc>
         <w:tc>
           <w:tcPr>
-            <w:tcW w:type="dxa" w:w="2996"/>
+            <w:tcW w:type="dxa" w:w="3145"/>
             <w:tcBorders>
               <w:top w:val="single" w:color="C9D3DF" w:sz="4"/>
               <w:left w:val="single" w:color="C9D3DF" w:sz="4"/>
@@ -5083,7 +5083,7 @@
         </w:tc>
         <w:tc>
           <w:tcPr>
-            <w:tcW w:type="dxa" w:w="2884"/>
+            <w:tcW w:type="dxa" w:w="3027"/>
             <w:tcBorders>
               <w:top w:val="single" w:color="C9D3DF" w:sz="4"/>
               <w:left w:val="single" w:color="C9D3DF" w:sz="4"/>
@@ -5119,7 +5119,7 @@
         </w:trPr>
         <w:tc>
           <w:tcPr>
-            <w:tcW w:type="dxa" w:w="1493"/>
+            <w:tcW w:type="dxa" w:w="1060"/>
             <w:tcBorders>
               <w:top w:val="single" w:color="C9D3DF" w:sz="4"/>
               <w:left w:val="single" w:color="C9D3DF" w:sz="4"/>
@@ -5149,7 +5149,7 @@
         </w:tc>
         <w:tc>
           <w:tcPr>
-            <w:tcW w:type="dxa" w:w="2831"/>
+            <w:tcW w:type="dxa" w:w="2972"/>
             <w:tcBorders>
               <w:top w:val="single" w:color="C9D3DF" w:sz="4"/>
               <w:left w:val="single" w:color="C9D3DF" w:sz="4"/>
@@ -5179,7 +5179,7 @@
         </w:tc>
         <w:tc>
           <w:tcPr>
-            <w:tcW w:type="dxa" w:w="2996"/>
+            <w:tcW w:type="dxa" w:w="3145"/>
             <w:tcBorders>
               <w:top w:val="single" w:color="C9D3DF" w:sz="4"/>
               <w:left w:val="single" w:color="C9D3DF" w:sz="4"/>
@@ -5209,7 +5209,7 @@
         </w:tc>
         <w:tc>
           <w:tcPr>
-            <w:tcW w:type="dxa" w:w="2884"/>
+            <w:tcW w:type="dxa" w:w="3027"/>
             <w:tcBorders>
               <w:top w:val="single" w:color="C9D3DF" w:sz="4"/>
               <w:left w:val="single" w:color="C9D3DF" w:sz="4"/>
@@ -5245,7 +5245,7 @@
         </w:trPr>
         <w:tc>
           <w:tcPr>
-            <w:tcW w:type="dxa" w:w="1493"/>
+            <w:tcW w:type="dxa" w:w="1060"/>
             <w:tcBorders>
               <w:top w:val="single" w:color="C9D3DF" w:sz="4"/>
               <w:left w:val="single" w:color="C9D3DF" w:sz="4"/>
@@ -5275,7 +5275,7 @@
         </w:tc>
         <w:tc>
           <w:tcPr>
-            <w:tcW w:type="dxa" w:w="2831"/>
+            <w:tcW w:type="dxa" w:w="2972"/>
             <w:tcBorders>
               <w:top w:val="single" w:color="C9D3DF" w:sz="4"/>
               <w:left w:val="single" w:color="C9D3DF" w:sz="4"/>
@@ -5321,7 +5321,7 @@
         </w:tc>
         <w:tc>
           <w:tcPr>
-            <w:tcW w:type="dxa" w:w="2996"/>
+            <w:tcW w:type="dxa" w:w="3145"/>
             <w:tcBorders>
               <w:top w:val="single" w:color="C9D3DF" w:sz="4"/>
               <w:left w:val="single" w:color="C9D3DF" w:sz="4"/>
@@ -5351,7 +5351,7 @@
         </w:tc>
         <w:tc>
           <w:tcPr>
-            <w:tcW w:type="dxa" w:w="2884"/>
+            <w:tcW w:type="dxa" w:w="3027"/>
             <w:tcBorders>
               <w:top w:val="single" w:color="C9D3DF" w:sz="4"/>
               <w:left w:val="single" w:color="C9D3DF" w:sz="4"/>
@@ -5456,10 +5456,10 @@
         </w:tblBorders>
       </w:tblPr>
       <w:tblGrid>
-        <w:gridCol w:w="1439"/>
-        <w:gridCol w:w="3453"/>
-        <w:gridCol w:w="2873"/>
-        <w:gridCol w:w="2439"/>
+        <w:gridCol w:w="1060"/>
+        <w:gridCol w:w="3602"/>
+        <w:gridCol w:w="2997"/>
+        <w:gridCol w:w="2545"/>
       </w:tblGrid>
       <w:tr>
         <w:trPr>
@@ -5468,7 +5468,7 @@
         </w:trPr>
         <w:tc>
           <w:tcPr>
-            <w:tcW w:type="dxa" w:w="1439"/>
+            <w:tcW w:type="dxa" w:w="1060"/>
             <w:tcBorders>
               <w:top w:val="single" w:color="C9D3DF" w:sz="4"/>
               <w:left w:val="single" w:color="C9D3DF" w:sz="4"/>
@@ -5502,7 +5502,7 @@
         </w:tc>
         <w:tc>
           <w:tcPr>
-            <w:tcW w:type="dxa" w:w="3453"/>
+            <w:tcW w:type="dxa" w:w="3602"/>
             <w:tcBorders>
               <w:top w:val="single" w:color="C9D3DF" w:sz="4"/>
               <w:left w:val="single" w:color="C9D3DF" w:sz="4"/>
@@ -5536,7 +5536,7 @@
         </w:tc>
         <w:tc>
           <w:tcPr>
-            <w:tcW w:type="dxa" w:w="2873"/>
+            <w:tcW w:type="dxa" w:w="2997"/>
             <w:tcBorders>
               <w:top w:val="single" w:color="C9D3DF" w:sz="4"/>
               <w:left w:val="single" w:color="C9D3DF" w:sz="4"/>
@@ -5570,7 +5570,7 @@
         </w:tc>
         <w:tc>
           <w:tcPr>
-            <w:tcW w:type="dxa" w:w="2439"/>
+            <w:tcW w:type="dxa" w:w="2545"/>
             <w:tcBorders>
               <w:top w:val="single" w:color="C9D3DF" w:sz="4"/>
               <w:left w:val="single" w:color="C9D3DF" w:sz="4"/>
@@ -5610,7 +5610,7 @@
         </w:trPr>
         <w:tc>
           <w:tcPr>
-            <w:tcW w:type="dxa" w:w="1439"/>
+            <w:tcW w:type="dxa" w:w="1060"/>
             <w:tcBorders>
               <w:top w:val="single" w:color="C9D3DF" w:sz="4"/>
               <w:left w:val="single" w:color="C9D3DF" w:sz="4"/>
@@ -5640,7 +5640,7 @@
         </w:tc>
         <w:tc>
           <w:tcPr>
-            <w:tcW w:type="dxa" w:w="3453"/>
+            <w:tcW w:type="dxa" w:w="3602"/>
             <w:tcBorders>
               <w:top w:val="single" w:color="C9D3DF" w:sz="4"/>
               <w:left w:val="single" w:color="C9D3DF" w:sz="4"/>
@@ -5670,7 +5670,7 @@
         </w:tc>
         <w:tc>
           <w:tcPr>
-            <w:tcW w:type="dxa" w:w="2873"/>
+            <w:tcW w:type="dxa" w:w="2997"/>
             <w:tcBorders>
               <w:top w:val="single" w:color="C9D3DF" w:sz="4"/>
               <w:left w:val="single" w:color="C9D3DF" w:sz="4"/>
@@ -5700,7 +5700,7 @@
         </w:tc>
         <w:tc>
           <w:tcPr>
-            <w:tcW w:type="dxa" w:w="2439"/>
+            <w:tcW w:type="dxa" w:w="2545"/>
             <w:tcBorders>
               <w:top w:val="single" w:color="C9D3DF" w:sz="4"/>
               <w:left w:val="single" w:color="C9D3DF" w:sz="4"/>
@@ -5744,7 +5744,7 @@
         </w:trPr>
         <w:tc>
           <w:tcPr>
-            <w:tcW w:type="dxa" w:w="1439"/>
+            <w:tcW w:type="dxa" w:w="1060"/>
             <w:tcBorders>
               <w:top w:val="single" w:color="C9D3DF" w:sz="4"/>
               <w:left w:val="single" w:color="C9D3DF" w:sz="4"/>
@@ -5774,7 +5774,7 @@
         </w:tc>
         <w:tc>
           <w:tcPr>
-            <w:tcW w:type="dxa" w:w="3453"/>
+            <w:tcW w:type="dxa" w:w="3602"/>
             <w:tcBorders>
               <w:top w:val="single" w:color="C9D3DF" w:sz="4"/>
               <w:left w:val="single" w:color="C9D3DF" w:sz="4"/>
@@ -5804,7 +5804,7 @@
         </w:tc>
         <w:tc>
           <w:tcPr>
-            <w:tcW w:type="dxa" w:w="2873"/>
+            <w:tcW w:type="dxa" w:w="2997"/>
             <w:tcBorders>
               <w:top w:val="single" w:color="C9D3DF" w:sz="4"/>
               <w:left w:val="single" w:color="C9D3DF" w:sz="4"/>
@@ -5834,7 +5834,7 @@
         </w:tc>
         <w:tc>
           <w:tcPr>
-            <w:tcW w:type="dxa" w:w="2439"/>
+            <w:tcW w:type="dxa" w:w="2545"/>
             <w:tcBorders>
               <w:top w:val="single" w:color="C9D3DF" w:sz="4"/>
               <w:left w:val="single" w:color="C9D3DF" w:sz="4"/>
@@ -5878,7 +5878,7 @@
         </w:trPr>
         <w:tc>
           <w:tcPr>
-            <w:tcW w:type="dxa" w:w="1439"/>
+            <w:tcW w:type="dxa" w:w="1060"/>
             <w:tcBorders>
               <w:top w:val="single" w:color="C9D3DF" w:sz="4"/>
               <w:left w:val="single" w:color="C9D3DF" w:sz="4"/>
@@ -5908,7 +5908,7 @@
         </w:tc>
         <w:tc>
           <w:tcPr>
-            <w:tcW w:type="dxa" w:w="3453"/>
+            <w:tcW w:type="dxa" w:w="3602"/>
             <w:tcBorders>
               <w:top w:val="single" w:color="C9D3DF" w:sz="4"/>
               <w:left w:val="single" w:color="C9D3DF" w:sz="4"/>
@@ -5938,7 +5938,7 @@
         </w:tc>
         <w:tc>
           <w:tcPr>
-            <w:tcW w:type="dxa" w:w="2873"/>
+            <w:tcW w:type="dxa" w:w="2997"/>
             <w:tcBorders>
               <w:top w:val="single" w:color="C9D3DF" w:sz="4"/>
               <w:left w:val="single" w:color="C9D3DF" w:sz="4"/>
@@ -5968,7 +5968,7 @@
         </w:tc>
         <w:tc>
           <w:tcPr>
-            <w:tcW w:type="dxa" w:w="2439"/>
+            <w:tcW w:type="dxa" w:w="2545"/>
             <w:tcBorders>
               <w:top w:val="single" w:color="C9D3DF" w:sz="4"/>
               <w:left w:val="single" w:color="C9D3DF" w:sz="4"/>
@@ -6020,7 +6020,7 @@
         </w:trPr>
         <w:tc>
           <w:tcPr>
-            <w:tcW w:type="dxa" w:w="1439"/>
+            <w:tcW w:type="dxa" w:w="1060"/>
             <w:tcBorders>
               <w:top w:val="single" w:color="C9D3DF" w:sz="4"/>
               <w:left w:val="single" w:color="C9D3DF" w:sz="4"/>
@@ -6050,7 +6050,7 @@
         </w:tc>
         <w:tc>
           <w:tcPr>
-            <w:tcW w:type="dxa" w:w="3453"/>
+            <w:tcW w:type="dxa" w:w="3602"/>
             <w:tcBorders>
               <w:top w:val="single" w:color="C9D3DF" w:sz="4"/>
               <w:left w:val="single" w:color="C9D3DF" w:sz="4"/>
@@ -6080,7 +6080,7 @@
         </w:tc>
         <w:tc>
           <w:tcPr>
-            <w:tcW w:type="dxa" w:w="2873"/>
+            <w:tcW w:type="dxa" w:w="2997"/>
             <w:tcBorders>
               <w:top w:val="single" w:color="C9D3DF" w:sz="4"/>
               <w:left w:val="single" w:color="C9D3DF" w:sz="4"/>
@@ -6110,7 +6110,7 @@
         </w:tc>
         <w:tc>
           <w:tcPr>
-            <w:tcW w:type="dxa" w:w="2439"/>
+            <w:tcW w:type="dxa" w:w="2545"/>
             <w:tcBorders>
               <w:top w:val="single" w:color="C9D3DF" w:sz="4"/>
               <w:left w:val="single" w:color="C9D3DF" w:sz="4"/>
@@ -6189,10 +6189,10 @@
         </w:tblBorders>
       </w:tblPr>
       <w:tblGrid>
-        <w:gridCol w:w="1450"/>
-        <w:gridCol w:w="3438"/>
-        <w:gridCol w:w="3179"/>
-        <w:gridCol w:w="2137"/>
+        <w:gridCol w:w="1060"/>
+        <w:gridCol w:w="3591"/>
+        <w:gridCol w:w="3321"/>
+        <w:gridCol w:w="2232"/>
       </w:tblGrid>
       <w:tr>
         <w:trPr>
@@ -6201,7 +6201,7 @@
         </w:trPr>
         <w:tc>
           <w:tcPr>
-            <w:tcW w:type="dxa" w:w="1450"/>
+            <w:tcW w:type="dxa" w:w="1060"/>
             <w:tcBorders>
               <w:top w:val="single" w:color="C9D3DF" w:sz="4"/>
               <w:left w:val="single" w:color="C9D3DF" w:sz="4"/>
@@ -6235,7 +6235,7 @@
         </w:tc>
         <w:tc>
           <w:tcPr>
-            <w:tcW w:type="dxa" w:w="3438"/>
+            <w:tcW w:type="dxa" w:w="3591"/>
             <w:tcBorders>
               <w:top w:val="single" w:color="C9D3DF" w:sz="4"/>
               <w:left w:val="single" w:color="C9D3DF" w:sz="4"/>
@@ -6269,7 +6269,7 @@
         </w:tc>
         <w:tc>
           <w:tcPr>
-            <w:tcW w:type="dxa" w:w="3179"/>
+            <w:tcW w:type="dxa" w:w="3321"/>
             <w:tcBorders>
               <w:top w:val="single" w:color="C9D3DF" w:sz="4"/>
               <w:left w:val="single" w:color="C9D3DF" w:sz="4"/>
@@ -6303,7 +6303,7 @@
         </w:tc>
         <w:tc>
           <w:tcPr>
-            <w:tcW w:type="dxa" w:w="2137"/>
+            <w:tcW w:type="dxa" w:w="2232"/>
             <w:tcBorders>
               <w:top w:val="single" w:color="C9D3DF" w:sz="4"/>
               <w:left w:val="single" w:color="C9D3DF" w:sz="4"/>
@@ -6343,7 +6343,7 @@
         </w:trPr>
         <w:tc>
           <w:tcPr>
-            <w:tcW w:type="dxa" w:w="1450"/>
+            <w:tcW w:type="dxa" w:w="1060"/>
             <w:tcBorders>
               <w:top w:val="single" w:color="C9D3DF" w:sz="4"/>
               <w:left w:val="single" w:color="C9D3DF" w:sz="4"/>
@@ -6373,7 +6373,7 @@
         </w:tc>
         <w:tc>
           <w:tcPr>
-            <w:tcW w:type="dxa" w:w="3438"/>
+            <w:tcW w:type="dxa" w:w="3591"/>
             <w:tcBorders>
               <w:top w:val="single" w:color="C9D3DF" w:sz="4"/>
               <w:left w:val="single" w:color="C9D3DF" w:sz="4"/>
@@ -6403,7 +6403,7 @@
         </w:tc>
         <w:tc>
           <w:tcPr>
-            <w:tcW w:type="dxa" w:w="3179"/>
+            <w:tcW w:type="dxa" w:w="3321"/>
             <w:tcBorders>
               <w:top w:val="single" w:color="C9D3DF" w:sz="4"/>
               <w:left w:val="single" w:color="C9D3DF" w:sz="4"/>
@@ -6433,7 +6433,7 @@
         </w:tc>
         <w:tc>
           <w:tcPr>
-            <w:tcW w:type="dxa" w:w="2137"/>
+            <w:tcW w:type="dxa" w:w="2232"/>
             <w:tcBorders>
               <w:top w:val="single" w:color="C9D3DF" w:sz="4"/>
               <w:left w:val="single" w:color="C9D3DF" w:sz="4"/>
@@ -6469,7 +6469,7 @@
         </w:trPr>
         <w:tc>
           <w:tcPr>
-            <w:tcW w:type="dxa" w:w="1450"/>
+            <w:tcW w:type="dxa" w:w="1060"/>
             <w:tcBorders>
               <w:top w:val="single" w:color="C9D3DF" w:sz="4"/>
               <w:left w:val="single" w:color="C9D3DF" w:sz="4"/>
@@ -6499,7 +6499,7 @@
         </w:tc>
         <w:tc>
           <w:tcPr>
-            <w:tcW w:type="dxa" w:w="3438"/>
+            <w:tcW w:type="dxa" w:w="3591"/>
             <w:tcBorders>
               <w:top w:val="single" w:color="C9D3DF" w:sz="4"/>
               <w:left w:val="single" w:color="C9D3DF" w:sz="4"/>
@@ -6529,7 +6529,7 @@
         </w:tc>
         <w:tc>
           <w:tcPr>
-            <w:tcW w:type="dxa" w:w="3179"/>
+            <w:tcW w:type="dxa" w:w="3321"/>
             <w:tcBorders>
               <w:top w:val="single" w:color="C9D3DF" w:sz="4"/>
               <w:left w:val="single" w:color="C9D3DF" w:sz="4"/>
@@ -6559,7 +6559,7 @@
         </w:tc>
         <w:tc>
           <w:tcPr>
-            <w:tcW w:type="dxa" w:w="2137"/>
+            <w:tcW w:type="dxa" w:w="2232"/>
             <w:tcBorders>
               <w:top w:val="single" w:color="C9D3DF" w:sz="4"/>
               <w:left w:val="single" w:color="C9D3DF" w:sz="4"/>
@@ -6595,7 +6595,7 @@
         </w:trPr>
         <w:tc>
           <w:tcPr>
-            <w:tcW w:type="dxa" w:w="1450"/>
+            <w:tcW w:type="dxa" w:w="1060"/>
             <w:tcBorders>
               <w:top w:val="single" w:color="C9D3DF" w:sz="4"/>
               <w:left w:val="single" w:color="C9D3DF" w:sz="4"/>
@@ -6625,7 +6625,7 @@
         </w:tc>
         <w:tc>
           <w:tcPr>
-            <w:tcW w:type="dxa" w:w="3438"/>
+            <w:tcW w:type="dxa" w:w="3591"/>
             <w:tcBorders>
               <w:top w:val="single" w:color="C9D3DF" w:sz="4"/>
               <w:left w:val="single" w:color="C9D3DF" w:sz="4"/>
@@ -6655,7 +6655,7 @@
         </w:tc>
         <w:tc>
           <w:tcPr>
-            <w:tcW w:type="dxa" w:w="3179"/>
+            <w:tcW w:type="dxa" w:w="3321"/>
             <w:tcBorders>
               <w:top w:val="single" w:color="C9D3DF" w:sz="4"/>
               <w:left w:val="single" w:color="C9D3DF" w:sz="4"/>
@@ -6685,7 +6685,7 @@
         </w:tc>
         <w:tc>
           <w:tcPr>
-            <w:tcW w:type="dxa" w:w="2137"/>
+            <w:tcW w:type="dxa" w:w="2232"/>
             <w:tcBorders>
               <w:top w:val="single" w:color="C9D3DF" w:sz="4"/>
               <w:left w:val="single" w:color="C9D3DF" w:sz="4"/>
@@ -6729,7 +6729,7 @@
         </w:trPr>
         <w:tc>
           <w:tcPr>
-            <w:tcW w:type="dxa" w:w="1450"/>
+            <w:tcW w:type="dxa" w:w="1060"/>
             <w:tcBorders>
               <w:top w:val="single" w:color="C9D3DF" w:sz="4"/>
               <w:left w:val="single" w:color="C9D3DF" w:sz="4"/>
@@ -6759,7 +6759,7 @@
         </w:tc>
         <w:tc>
           <w:tcPr>
-            <w:tcW w:type="dxa" w:w="3438"/>
+            <w:tcW w:type="dxa" w:w="3591"/>
             <w:tcBorders>
               <w:top w:val="single" w:color="C9D3DF" w:sz="4"/>
               <w:left w:val="single" w:color="C9D3DF" w:sz="4"/>
@@ -6789,7 +6789,7 @@
         </w:tc>
         <w:tc>
           <w:tcPr>
-            <w:tcW w:type="dxa" w:w="3179"/>
+            <w:tcW w:type="dxa" w:w="3321"/>
             <w:tcBorders>
               <w:top w:val="single" w:color="C9D3DF" w:sz="4"/>
               <w:left w:val="single" w:color="C9D3DF" w:sz="4"/>
@@ -6819,7 +6819,7 @@
         </w:tc>
         <w:tc>
           <w:tcPr>
-            <w:tcW w:type="dxa" w:w="2137"/>
+            <w:tcW w:type="dxa" w:w="2232"/>
             <w:tcBorders>
               <w:top w:val="single" w:color="C9D3DF" w:sz="4"/>
               <w:left w:val="single" w:color="C9D3DF" w:sz="4"/>
@@ -6906,10 +6906,10 @@
         </w:tblBorders>
       </w:tblPr>
       <w:tblGrid>
-        <w:gridCol w:w="1607"/>
-        <w:gridCol w:w="2703"/>
-        <w:gridCol w:w="2982"/>
-        <w:gridCol w:w="2912"/>
+        <w:gridCol w:w="1060"/>
+        <w:gridCol w:w="2875"/>
+        <w:gridCol w:w="3172"/>
+        <w:gridCol w:w="3097"/>
       </w:tblGrid>
       <w:tr>
         <w:trPr>
@@ -6918,7 +6918,7 @@
         </w:trPr>
         <w:tc>
           <w:tcPr>
-            <w:tcW w:type="dxa" w:w="1607"/>
+            <w:tcW w:type="dxa" w:w="1060"/>
             <w:tcBorders>
               <w:top w:val="single" w:color="C9D3DF" w:sz="4"/>
               <w:left w:val="single" w:color="C9D3DF" w:sz="4"/>
@@ -6952,7 +6952,7 @@
         </w:tc>
         <w:tc>
           <w:tcPr>
-            <w:tcW w:type="dxa" w:w="2703"/>
+            <w:tcW w:type="dxa" w:w="2875"/>
             <w:tcBorders>
               <w:top w:val="single" w:color="C9D3DF" w:sz="4"/>
               <w:left w:val="single" w:color="C9D3DF" w:sz="4"/>
@@ -6986,7 +6986,7 @@
         </w:tc>
         <w:tc>
           <w:tcPr>
-            <w:tcW w:type="dxa" w:w="2982"/>
+            <w:tcW w:type="dxa" w:w="3172"/>
             <w:tcBorders>
               <w:top w:val="single" w:color="C9D3DF" w:sz="4"/>
               <w:left w:val="single" w:color="C9D3DF" w:sz="4"/>
@@ -7020,7 +7020,7 @@
         </w:tc>
         <w:tc>
           <w:tcPr>
-            <w:tcW w:type="dxa" w:w="2912"/>
+            <w:tcW w:type="dxa" w:w="3097"/>
             <w:tcBorders>
               <w:top w:val="single" w:color="C9D3DF" w:sz="4"/>
               <w:left w:val="single" w:color="C9D3DF" w:sz="4"/>
@@ -7060,7 +7060,7 @@
         </w:trPr>
         <w:tc>
           <w:tcPr>
-            <w:tcW w:type="dxa" w:w="1607"/>
+            <w:tcW w:type="dxa" w:w="1060"/>
             <w:tcBorders>
               <w:top w:val="single" w:color="C9D3DF" w:sz="4"/>
               <w:left w:val="single" w:color="C9D3DF" w:sz="4"/>
@@ -7090,7 +7090,7 @@
         </w:tc>
         <w:tc>
           <w:tcPr>
-            <w:tcW w:type="dxa" w:w="2703"/>
+            <w:tcW w:type="dxa" w:w="2875"/>
             <w:tcBorders>
               <w:top w:val="single" w:color="C9D3DF" w:sz="4"/>
               <w:left w:val="single" w:color="C9D3DF" w:sz="4"/>
@@ -7120,7 +7120,7 @@
         </w:tc>
         <w:tc>
           <w:tcPr>
-            <w:tcW w:type="dxa" w:w="2982"/>
+            <w:tcW w:type="dxa" w:w="3172"/>
             <w:tcBorders>
               <w:top w:val="single" w:color="C9D3DF" w:sz="4"/>
               <w:left w:val="single" w:color="C9D3DF" w:sz="4"/>
@@ -7150,7 +7150,7 @@
         </w:tc>
         <w:tc>
           <w:tcPr>
-            <w:tcW w:type="dxa" w:w="2912"/>
+            <w:tcW w:type="dxa" w:w="3097"/>
             <w:tcBorders>
               <w:top w:val="single" w:color="C9D3DF" w:sz="4"/>
               <w:left w:val="single" w:color="C9D3DF" w:sz="4"/>
@@ -7194,7 +7194,7 @@
         </w:trPr>
         <w:tc>
           <w:tcPr>
-            <w:tcW w:type="dxa" w:w="1607"/>
+            <w:tcW w:type="dxa" w:w="1060"/>
             <w:tcBorders>
               <w:top w:val="single" w:color="C9D3DF" w:sz="4"/>
               <w:left w:val="single" w:color="C9D3DF" w:sz="4"/>
@@ -7224,7 +7224,7 @@
         </w:tc>
         <w:tc>
           <w:tcPr>
-            <w:tcW w:type="dxa" w:w="2703"/>
+            <w:tcW w:type="dxa" w:w="2875"/>
             <w:tcBorders>
               <w:top w:val="single" w:color="C9D3DF" w:sz="4"/>
               <w:left w:val="single" w:color="C9D3DF" w:sz="4"/>
@@ -7254,7 +7254,7 @@
         </w:tc>
         <w:tc>
           <w:tcPr>
-            <w:tcW w:type="dxa" w:w="2982"/>
+            <w:tcW w:type="dxa" w:w="3172"/>
             <w:tcBorders>
               <w:top w:val="single" w:color="C9D3DF" w:sz="4"/>
               <w:left w:val="single" w:color="C9D3DF" w:sz="4"/>
@@ -7284,7 +7284,7 @@
         </w:tc>
         <w:tc>
           <w:tcPr>
-            <w:tcW w:type="dxa" w:w="2912"/>
+            <w:tcW w:type="dxa" w:w="3097"/>
             <w:tcBorders>
               <w:top w:val="single" w:color="C9D3DF" w:sz="4"/>
               <w:left w:val="single" w:color="C9D3DF" w:sz="4"/>
@@ -7363,10 +7363,10 @@
         </w:tblBorders>
       </w:tblPr>
       <w:tblGrid>
-        <w:gridCol w:w="1722"/>
-        <w:gridCol w:w="2416"/>
-        <w:gridCol w:w="3152"/>
-        <w:gridCol w:w="2914"/>
+        <w:gridCol w:w="1060"/>
+        <w:gridCol w:w="2605"/>
+        <w:gridCol w:w="3398"/>
+        <w:gridCol w:w="3141"/>
       </w:tblGrid>
       <w:tr>
         <w:trPr>
@@ -7375,7 +7375,7 @@
         </w:trPr>
         <w:tc>
           <w:tcPr>
-            <w:tcW w:type="dxa" w:w="1722"/>
+            <w:tcW w:type="dxa" w:w="1060"/>
             <w:tcBorders>
               <w:top w:val="single" w:color="C9D3DF" w:sz="4"/>
               <w:left w:val="single" w:color="C9D3DF" w:sz="4"/>
@@ -7409,7 +7409,7 @@
         </w:tc>
         <w:tc>
           <w:tcPr>
-            <w:tcW w:type="dxa" w:w="2416"/>
+            <w:tcW w:type="dxa" w:w="2605"/>
             <w:tcBorders>
               <w:top w:val="single" w:color="C9D3DF" w:sz="4"/>
               <w:left w:val="single" w:color="C9D3DF" w:sz="4"/>
@@ -7443,7 +7443,7 @@
         </w:tc>
         <w:tc>
           <w:tcPr>
-            <w:tcW w:type="dxa" w:w="3152"/>
+            <w:tcW w:type="dxa" w:w="3398"/>
             <w:tcBorders>
               <w:top w:val="single" w:color="C9D3DF" w:sz="4"/>
               <w:left w:val="single" w:color="C9D3DF" w:sz="4"/>
@@ -7477,7 +7477,7 @@
         </w:tc>
         <w:tc>
           <w:tcPr>
-            <w:tcW w:type="dxa" w:w="2914"/>
+            <w:tcW w:type="dxa" w:w="3141"/>
             <w:tcBorders>
               <w:top w:val="single" w:color="C9D3DF" w:sz="4"/>
               <w:left w:val="single" w:color="C9D3DF" w:sz="4"/>
@@ -7517,7 +7517,7 @@
         </w:trPr>
         <w:tc>
           <w:tcPr>
-            <w:tcW w:type="dxa" w:w="1722"/>
+            <w:tcW w:type="dxa" w:w="1060"/>
             <w:tcBorders>
               <w:top w:val="single" w:color="C9D3DF" w:sz="4"/>
               <w:left w:val="single" w:color="C9D3DF" w:sz="4"/>
@@ -7547,7 +7547,7 @@
         </w:tc>
         <w:tc>
           <w:tcPr>
-            <w:tcW w:type="dxa" w:w="2416"/>
+            <w:tcW w:type="dxa" w:w="2605"/>
             <w:tcBorders>
               <w:top w:val="single" w:color="C9D3DF" w:sz="4"/>
               <w:left w:val="single" w:color="C9D3DF" w:sz="4"/>
@@ -7577,7 +7577,7 @@
         </w:tc>
         <w:tc>
           <w:tcPr>
-            <w:tcW w:type="dxa" w:w="3152"/>
+            <w:tcW w:type="dxa" w:w="3398"/>
             <w:tcBorders>
               <w:top w:val="single" w:color="C9D3DF" w:sz="4"/>
               <w:left w:val="single" w:color="C9D3DF" w:sz="4"/>
@@ -7607,7 +7607,7 @@
         </w:tc>
         <w:tc>
           <w:tcPr>
-            <w:tcW w:type="dxa" w:w="2914"/>
+            <w:tcW w:type="dxa" w:w="3141"/>
             <w:tcBorders>
               <w:top w:val="single" w:color="C9D3DF" w:sz="4"/>
               <w:left w:val="single" w:color="C9D3DF" w:sz="4"/>
@@ -7643,7 +7643,7 @@
         </w:trPr>
         <w:tc>
           <w:tcPr>
-            <w:tcW w:type="dxa" w:w="1722"/>
+            <w:tcW w:type="dxa" w:w="1060"/>
             <w:tcBorders>
               <w:top w:val="single" w:color="C9D3DF" w:sz="4"/>
               <w:left w:val="single" w:color="C9D3DF" w:sz="4"/>
@@ -7673,7 +7673,7 @@
         </w:tc>
         <w:tc>
           <w:tcPr>
-            <w:tcW w:type="dxa" w:w="2416"/>
+            <w:tcW w:type="dxa" w:w="2605"/>
             <w:tcBorders>
               <w:top w:val="single" w:color="C9D3DF" w:sz="4"/>
               <w:left w:val="single" w:color="C9D3DF" w:sz="4"/>
@@ -7703,7 +7703,7 @@
         </w:tc>
         <w:tc>
           <w:tcPr>
-            <w:tcW w:type="dxa" w:w="3152"/>
+            <w:tcW w:type="dxa" w:w="3398"/>
             <w:tcBorders>
               <w:top w:val="single" w:color="C9D3DF" w:sz="4"/>
               <w:left w:val="single" w:color="C9D3DF" w:sz="4"/>
@@ -7733,7 +7733,7 @@
         </w:tc>
         <w:tc>
           <w:tcPr>
-            <w:tcW w:type="dxa" w:w="2914"/>
+            <w:tcW w:type="dxa" w:w="3141"/>
             <w:tcBorders>
               <w:top w:val="single" w:color="C9D3DF" w:sz="4"/>
               <w:left w:val="single" w:color="C9D3DF" w:sz="4"/>
@@ -7820,10 +7820,10 @@
         </w:tblBorders>
       </w:tblPr>
       <w:tblGrid>
-        <w:gridCol w:w="1347"/>
-        <w:gridCol w:w="2535"/>
-        <w:gridCol w:w="2951"/>
-        <w:gridCol w:w="3371"/>
+        <w:gridCol w:w="1060"/>
+        <w:gridCol w:w="2617"/>
+        <w:gridCol w:w="3046"/>
+        <w:gridCol w:w="3481"/>
       </w:tblGrid>
       <w:tr>
         <w:trPr>
@@ -7832,7 +7832,7 @@
         </w:trPr>
         <w:tc>
           <w:tcPr>
-            <w:tcW w:type="dxa" w:w="1347"/>
+            <w:tcW w:type="dxa" w:w="1060"/>
             <w:tcBorders>
               <w:top w:val="single" w:color="C9D3DF" w:sz="4"/>
               <w:left w:val="single" w:color="C9D3DF" w:sz="4"/>
@@ -7866,7 +7866,7 @@
         </w:tc>
         <w:tc>
           <w:tcPr>
-            <w:tcW w:type="dxa" w:w="2535"/>
+            <w:tcW w:type="dxa" w:w="2617"/>
             <w:tcBorders>
               <w:top w:val="single" w:color="C9D3DF" w:sz="4"/>
               <w:left w:val="single" w:color="C9D3DF" w:sz="4"/>
@@ -7900,7 +7900,7 @@
         </w:tc>
         <w:tc>
           <w:tcPr>
-            <w:tcW w:type="dxa" w:w="2951"/>
+            <w:tcW w:type="dxa" w:w="3046"/>
             <w:tcBorders>
               <w:top w:val="single" w:color="C9D3DF" w:sz="4"/>
               <w:left w:val="single" w:color="C9D3DF" w:sz="4"/>
@@ -7934,7 +7934,7 @@
         </w:tc>
         <w:tc>
           <w:tcPr>
-            <w:tcW w:type="dxa" w:w="3371"/>
+            <w:tcW w:type="dxa" w:w="3481"/>
             <w:tcBorders>
               <w:top w:val="single" w:color="C9D3DF" w:sz="4"/>
               <w:left w:val="single" w:color="C9D3DF" w:sz="4"/>
@@ -7974,7 +7974,7 @@
         </w:trPr>
         <w:tc>
           <w:tcPr>
-            <w:tcW w:type="dxa" w:w="1347"/>
+            <w:tcW w:type="dxa" w:w="1060"/>
             <w:tcBorders>
               <w:top w:val="single" w:color="C9D3DF" w:sz="4"/>
               <w:left w:val="single" w:color="C9D3DF" w:sz="4"/>
@@ -8004,7 +8004,7 @@
         </w:tc>
         <w:tc>
           <w:tcPr>
-            <w:tcW w:type="dxa" w:w="2535"/>
+            <w:tcW w:type="dxa" w:w="2617"/>
             <w:tcBorders>
               <w:top w:val="single" w:color="C9D3DF" w:sz="4"/>
               <w:left w:val="single" w:color="C9D3DF" w:sz="4"/>
@@ -8034,7 +8034,7 @@
         </w:tc>
         <w:tc>
           <w:tcPr>
-            <w:tcW w:type="dxa" w:w="2951"/>
+            <w:tcW w:type="dxa" w:w="3046"/>
             <w:tcBorders>
               <w:top w:val="single" w:color="C9D3DF" w:sz="4"/>
               <w:left w:val="single" w:color="C9D3DF" w:sz="4"/>
@@ -8064,7 +8064,7 @@
         </w:tc>
         <w:tc>
           <w:tcPr>
-            <w:tcW w:type="dxa" w:w="3371"/>
+            <w:tcW w:type="dxa" w:w="3481"/>
             <w:tcBorders>
               <w:top w:val="single" w:color="C9D3DF" w:sz="4"/>
               <w:left w:val="single" w:color="C9D3DF" w:sz="4"/>
@@ -8100,7 +8100,7 @@
         </w:trPr>
         <w:tc>
           <w:tcPr>
-            <w:tcW w:type="dxa" w:w="1347"/>
+            <w:tcW w:type="dxa" w:w="1060"/>
             <w:tcBorders>
               <w:top w:val="single" w:color="C9D3DF" w:sz="4"/>
               <w:left w:val="single" w:color="C9D3DF" w:sz="4"/>
@@ -8130,7 +8130,7 @@
         </w:tc>
         <w:tc>
           <w:tcPr>
-            <w:tcW w:type="dxa" w:w="2535"/>
+            <w:tcW w:type="dxa" w:w="2617"/>
             <w:tcBorders>
               <w:top w:val="single" w:color="C9D3DF" w:sz="4"/>
               <w:left w:val="single" w:color="C9D3DF" w:sz="4"/>
@@ -8160,7 +8160,7 @@
         </w:tc>
         <w:tc>
           <w:tcPr>
-            <w:tcW w:type="dxa" w:w="2951"/>
+            <w:tcW w:type="dxa" w:w="3046"/>
             <w:tcBorders>
               <w:top w:val="single" w:color="C9D3DF" w:sz="4"/>
               <w:left w:val="single" w:color="C9D3DF" w:sz="4"/>
@@ -8190,7 +8190,7 @@
         </w:tc>
         <w:tc>
           <w:tcPr>
-            <w:tcW w:type="dxa" w:w="3371"/>
+            <w:tcW w:type="dxa" w:w="3481"/>
             <w:tcBorders>
               <w:top w:val="single" w:color="C9D3DF" w:sz="4"/>
               <w:left w:val="single" w:color="C9D3DF" w:sz="4"/>
@@ -8282,10 +8282,10 @@
         </w:tblBorders>
       </w:tblPr>
       <w:tblGrid>
-        <w:gridCol w:w="1856"/>
-        <w:gridCol w:w="2718"/>
-        <w:gridCol w:w="2985"/>
-        <w:gridCol w:w="2645"/>
+        <w:gridCol w:w="1060"/>
+        <w:gridCol w:w="2977"/>
+        <w:gridCol w:w="3269"/>
+        <w:gridCol w:w="2898"/>
       </w:tblGrid>
       <w:tr>
         <w:trPr>
@@ -8294,7 +8294,7 @@
         </w:trPr>
         <w:tc>
           <w:tcPr>
-            <w:tcW w:type="dxa" w:w="1856"/>
+            <w:tcW w:type="dxa" w:w="1060"/>
             <w:tcBorders>
               <w:top w:val="single" w:color="C9D3DF" w:sz="4"/>
               <w:left w:val="single" w:color="C9D3DF" w:sz="4"/>
@@ -8328,7 +8328,7 @@
         </w:tc>
         <w:tc>
           <w:tcPr>
-            <w:tcW w:type="dxa" w:w="2718"/>
+            <w:tcW w:type="dxa" w:w="2977"/>
             <w:tcBorders>
               <w:top w:val="single" w:color="C9D3DF" w:sz="4"/>
               <w:left w:val="single" w:color="C9D3DF" w:sz="4"/>
@@ -8362,7 +8362,7 @@
         </w:tc>
         <w:tc>
           <w:tcPr>
-            <w:tcW w:type="dxa" w:w="2985"/>
+            <w:tcW w:type="dxa" w:w="3269"/>
             <w:tcBorders>
               <w:top w:val="single" w:color="C9D3DF" w:sz="4"/>
               <w:left w:val="single" w:color="C9D3DF" w:sz="4"/>
@@ -8396,7 +8396,7 @@
         </w:tc>
         <w:tc>
           <w:tcPr>
-            <w:tcW w:type="dxa" w:w="2645"/>
+            <w:tcW w:type="dxa" w:w="2898"/>
             <w:tcBorders>
               <w:top w:val="single" w:color="C9D3DF" w:sz="4"/>
               <w:left w:val="single" w:color="C9D3DF" w:sz="4"/>
@@ -8436,7 +8436,7 @@
         </w:trPr>
         <w:tc>
           <w:tcPr>
-            <w:tcW w:type="dxa" w:w="1856"/>
+            <w:tcW w:type="dxa" w:w="1060"/>
             <w:tcBorders>
               <w:top w:val="single" w:color="C9D3DF" w:sz="4"/>
               <w:left w:val="single" w:color="C9D3DF" w:sz="4"/>
@@ -8466,7 +8466,7 @@
         </w:tc>
         <w:tc>
           <w:tcPr>
-            <w:tcW w:type="dxa" w:w="2718"/>
+            <w:tcW w:type="dxa" w:w="2977"/>
             <w:tcBorders>
               <w:top w:val="single" w:color="C9D3DF" w:sz="4"/>
               <w:left w:val="single" w:color="C9D3DF" w:sz="4"/>
@@ -8496,7 +8496,7 @@
         </w:tc>
         <w:tc>
           <w:tcPr>
-            <w:tcW w:type="dxa" w:w="2985"/>
+            <w:tcW w:type="dxa" w:w="3269"/>
             <w:tcBorders>
               <w:top w:val="single" w:color="C9D3DF" w:sz="4"/>
               <w:left w:val="single" w:color="C9D3DF" w:sz="4"/>
@@ -8526,7 +8526,7 @@
         </w:tc>
         <w:tc>
           <w:tcPr>
-            <w:tcW w:type="dxa" w:w="2645"/>
+            <w:tcW w:type="dxa" w:w="2898"/>
             <w:tcBorders>
               <w:top w:val="single" w:color="C9D3DF" w:sz="4"/>
               <w:left w:val="single" w:color="C9D3DF" w:sz="4"/>
@@ -8618,9 +8618,9 @@
         </w:tblBorders>
       </w:tblPr>
       <w:tblGrid>
-        <w:gridCol w:w="3150"/>
-        <w:gridCol w:w="2577"/>
-        <w:gridCol w:w="4477"/>
+        <w:gridCol w:w="3612"/>
+        <w:gridCol w:w="1460"/>
+        <w:gridCol w:w="5132"/>
       </w:tblGrid>
       <w:tr>
         <w:trPr>
@@ -8629,7 +8629,7 @@
         </w:trPr>
         <w:tc>
           <w:tcPr>
-            <w:tcW w:type="dxa" w:w="3150"/>
+            <w:tcW w:type="dxa" w:w="3612"/>
             <w:tcBorders>
               <w:top w:val="single" w:color="C9D3DF" w:sz="4"/>
               <w:left w:val="single" w:color="C9D3DF" w:sz="4"/>
@@ -8663,7 +8663,7 @@
         </w:tc>
         <w:tc>
           <w:tcPr>
-            <w:tcW w:type="dxa" w:w="2577"/>
+            <w:tcW w:type="dxa" w:w="1460"/>
             <w:tcBorders>
               <w:top w:val="single" w:color="C9D3DF" w:sz="4"/>
               <w:left w:val="single" w:color="C9D3DF" w:sz="4"/>
@@ -8697,7 +8697,7 @@
         </w:tc>
         <w:tc>
           <w:tcPr>
-            <w:tcW w:type="dxa" w:w="4477"/>
+            <w:tcW w:type="dxa" w:w="5132"/>
             <w:tcBorders>
               <w:top w:val="single" w:color="C9D3DF" w:sz="4"/>
               <w:left w:val="single" w:color="C9D3DF" w:sz="4"/>
@@ -8737,7 +8737,37 @@
         </w:trPr>
         <w:tc>
           <w:tcPr>
-            <w:tcW w:type="dxa" w:w="3150"/>
+            <w:tcW w:type="dxa" w:w="3612"/>
+            <w:tcBorders>
+              <w:top w:val="single" w:color="C9D3DF" w:sz="4"/>
+              <w:left w:val="single" w:color="C9D3DF" w:sz="4"/>
+              <w:bottom w:val="single" w:color="C9D3DF" w:sz="4"/>
+              <w:right w:val="single" w:color="C9D3DF" w:sz="4"/>
+            </w:tcBorders>
+            <w:tcMar>
+              <w:top w:type="dxa" w:w="50"/>
+              <w:left w:type="dxa" w:w="80"/>
+              <w:bottom w:type="dxa" w:w="50"/>
+              <w:right w:type="dxa" w:w="80"/>
+            </w:tcMar>
+          </w:tcPr>
+          <w:p>
+            <w:pPr>
+              <w:jc w:val="left"/>
+            </w:pPr>
+            <w:r>
+              <w:rPr>
+                <w:rFonts w:ascii="Malgun Gothic" w:cs="Malgun Gothic" w:eastAsia="Malgun Gothic" w:hAnsi="Malgun Gothic"/>
+                <w:sz w:val="17"/>
+                <w:szCs w:val="17"/>
+              </w:rPr>
+              <w:t xml:space="preserve">Goal</w:t>
+            </w:r>
+          </w:p>
+        </w:tc>
+        <w:tc>
+          <w:tcPr>
+            <w:tcW w:type="dxa" w:w="1460"/>
             <w:tcBorders>
               <w:top w:val="single" w:color="C9D3DF" w:sz="4"/>
               <w:left w:val="single" w:color="C9D3DF" w:sz="4"/>
@@ -8761,43 +8791,13 @@
                 <w:sz w:val="17"/>
                 <w:szCs w:val="17"/>
               </w:rPr>
-              <w:t xml:space="preserve">Goal</w:t>
-            </w:r>
-          </w:p>
-        </w:tc>
-        <w:tc>
-          <w:tcPr>
-            <w:tcW w:type="dxa" w:w="2577"/>
-            <w:tcBorders>
-              <w:top w:val="single" w:color="C9D3DF" w:sz="4"/>
-              <w:left w:val="single" w:color="C9D3DF" w:sz="4"/>
-              <w:bottom w:val="single" w:color="C9D3DF" w:sz="4"/>
-              <w:right w:val="single" w:color="C9D3DF" w:sz="4"/>
-            </w:tcBorders>
-            <w:tcMar>
-              <w:top w:type="dxa" w:w="50"/>
-              <w:left w:type="dxa" w:w="80"/>
-              <w:bottom w:type="dxa" w:w="50"/>
-              <w:right w:type="dxa" w:w="80"/>
-            </w:tcMar>
-          </w:tcPr>
-          <w:p>
-            <w:pPr>
-              <w:jc w:val="left"/>
-            </w:pPr>
-            <w:r>
-              <w:rPr>
-                <w:rFonts w:ascii="Malgun Gothic" w:cs="Malgun Gothic" w:eastAsia="Malgun Gothic" w:hAnsi="Malgun Gothic"/>
-                <w:sz w:val="17"/>
-                <w:szCs w:val="17"/>
-              </w:rPr>
               <w:t xml:space="preserve">2, 5</w:t>
             </w:r>
           </w:p>
         </w:tc>
         <w:tc>
           <w:tcPr>
-            <w:tcW w:type="dxa" w:w="4477"/>
+            <w:tcW w:type="dxa" w:w="5132"/>
             <w:tcBorders>
               <w:top w:val="single" w:color="C9D3DF" w:sz="4"/>
               <w:left w:val="single" w:color="C9D3DF" w:sz="4"/>
@@ -8833,7 +8833,37 @@
         </w:trPr>
         <w:tc>
           <w:tcPr>
-            <w:tcW w:type="dxa" w:w="3150"/>
+            <w:tcW w:type="dxa" w:w="3612"/>
+            <w:tcBorders>
+              <w:top w:val="single" w:color="C9D3DF" w:sz="4"/>
+              <w:left w:val="single" w:color="C9D3DF" w:sz="4"/>
+              <w:bottom w:val="single" w:color="C9D3DF" w:sz="4"/>
+              <w:right w:val="single" w:color="C9D3DF" w:sz="4"/>
+            </w:tcBorders>
+            <w:tcMar>
+              <w:top w:type="dxa" w:w="50"/>
+              <w:left w:type="dxa" w:w="80"/>
+              <w:bottom w:type="dxa" w:w="50"/>
+              <w:right w:type="dxa" w:w="80"/>
+            </w:tcMar>
+          </w:tcPr>
+          <w:p>
+            <w:pPr>
+              <w:jc w:val="left"/>
+            </w:pPr>
+            <w:r>
+              <w:rPr>
+                <w:rFonts w:ascii="Malgun Gothic" w:cs="Malgun Gothic" w:eastAsia="Malgun Gothic" w:hAnsi="Malgun Gothic"/>
+                <w:sz w:val="17"/>
+                <w:szCs w:val="17"/>
+              </w:rPr>
+              <w:t xml:space="preserve">Planning</w:t>
+            </w:r>
+          </w:p>
+        </w:tc>
+        <w:tc>
+          <w:tcPr>
+            <w:tcW w:type="dxa" w:w="1460"/>
             <w:tcBorders>
               <w:top w:val="single" w:color="C9D3DF" w:sz="4"/>
               <w:left w:val="single" w:color="C9D3DF" w:sz="4"/>
@@ -8857,43 +8887,13 @@
                 <w:sz w:val="17"/>
                 <w:szCs w:val="17"/>
               </w:rPr>
-              <w:t xml:space="preserve">Planning</w:t>
-            </w:r>
-          </w:p>
-        </w:tc>
-        <w:tc>
-          <w:tcPr>
-            <w:tcW w:type="dxa" w:w="2577"/>
-            <w:tcBorders>
-              <w:top w:val="single" w:color="C9D3DF" w:sz="4"/>
-              <w:left w:val="single" w:color="C9D3DF" w:sz="4"/>
-              <w:bottom w:val="single" w:color="C9D3DF" w:sz="4"/>
-              <w:right w:val="single" w:color="C9D3DF" w:sz="4"/>
-            </w:tcBorders>
-            <w:tcMar>
-              <w:top w:type="dxa" w:w="50"/>
-              <w:left w:type="dxa" w:w="80"/>
-              <w:bottom w:type="dxa" w:w="50"/>
-              <w:right w:type="dxa" w:w="80"/>
-            </w:tcMar>
-          </w:tcPr>
-          <w:p>
-            <w:pPr>
-              <w:jc w:val="left"/>
-            </w:pPr>
-            <w:r>
-              <w:rPr>
-                <w:rFonts w:ascii="Malgun Gothic" w:cs="Malgun Gothic" w:eastAsia="Malgun Gothic" w:hAnsi="Malgun Gothic"/>
-                <w:sz w:val="17"/>
-                <w:szCs w:val="17"/>
-              </w:rPr>
               <w:t xml:space="preserve">4, 5</w:t>
             </w:r>
           </w:p>
         </w:tc>
         <w:tc>
           <w:tcPr>
-            <w:tcW w:type="dxa" w:w="4477"/>
+            <w:tcW w:type="dxa" w:w="5132"/>
             <w:tcBorders>
               <w:top w:val="single" w:color="C9D3DF" w:sz="4"/>
               <w:left w:val="single" w:color="C9D3DF" w:sz="4"/>
@@ -8929,7 +8929,37 @@
         </w:trPr>
         <w:tc>
           <w:tcPr>
-            <w:tcW w:type="dxa" w:w="3150"/>
+            <w:tcW w:type="dxa" w:w="3612"/>
+            <w:tcBorders>
+              <w:top w:val="single" w:color="C9D3DF" w:sz="4"/>
+              <w:left w:val="single" w:color="C9D3DF" w:sz="4"/>
+              <w:bottom w:val="single" w:color="C9D3DF" w:sz="4"/>
+              <w:right w:val="single" w:color="C9D3DF" w:sz="4"/>
+            </w:tcBorders>
+            <w:tcMar>
+              <w:top w:type="dxa" w:w="50"/>
+              <w:left w:type="dxa" w:w="80"/>
+              <w:bottom w:type="dxa" w:w="50"/>
+              <w:right w:type="dxa" w:w="80"/>
+            </w:tcMar>
+          </w:tcPr>
+          <w:p>
+            <w:pPr>
+              <w:jc w:val="left"/>
+            </w:pPr>
+            <w:r>
+              <w:rPr>
+                <w:rFonts w:ascii="Malgun Gothic" w:cs="Malgun Gothic" w:eastAsia="Malgun Gothic" w:hAnsi="Malgun Gothic"/>
+                <w:sz w:val="17"/>
+                <w:szCs w:val="17"/>
+              </w:rPr>
+              <w:t xml:space="preserve">Reasoning</w:t>
+            </w:r>
+          </w:p>
+        </w:tc>
+        <w:tc>
+          <w:tcPr>
+            <w:tcW w:type="dxa" w:w="1460"/>
             <w:tcBorders>
               <w:top w:val="single" w:color="C9D3DF" w:sz="4"/>
               <w:left w:val="single" w:color="C9D3DF" w:sz="4"/>
@@ -8953,43 +8983,13 @@
                 <w:sz w:val="17"/>
                 <w:szCs w:val="17"/>
               </w:rPr>
-              <w:t xml:space="preserve">Reasoning</w:t>
-            </w:r>
-          </w:p>
-        </w:tc>
-        <w:tc>
-          <w:tcPr>
-            <w:tcW w:type="dxa" w:w="2577"/>
-            <w:tcBorders>
-              <w:top w:val="single" w:color="C9D3DF" w:sz="4"/>
-              <w:left w:val="single" w:color="C9D3DF" w:sz="4"/>
-              <w:bottom w:val="single" w:color="C9D3DF" w:sz="4"/>
-              <w:right w:val="single" w:color="C9D3DF" w:sz="4"/>
-            </w:tcBorders>
-            <w:tcMar>
-              <w:top w:type="dxa" w:w="50"/>
-              <w:left w:type="dxa" w:w="80"/>
-              <w:bottom w:type="dxa" w:w="50"/>
-              <w:right w:type="dxa" w:w="80"/>
-            </w:tcMar>
-          </w:tcPr>
-          <w:p>
-            <w:pPr>
-              <w:jc w:val="left"/>
-            </w:pPr>
-            <w:r>
-              <w:rPr>
-                <w:rFonts w:ascii="Malgun Gothic" w:cs="Malgun Gothic" w:eastAsia="Malgun Gothic" w:hAnsi="Malgun Gothic"/>
-                <w:sz w:val="17"/>
-                <w:szCs w:val="17"/>
-              </w:rPr>
               <w:t xml:space="preserve">3, 6</w:t>
             </w:r>
           </w:p>
         </w:tc>
         <w:tc>
           <w:tcPr>
-            <w:tcW w:type="dxa" w:w="4477"/>
+            <w:tcW w:type="dxa" w:w="5132"/>
             <w:tcBorders>
               <w:top w:val="single" w:color="C9D3DF" w:sz="4"/>
               <w:left w:val="single" w:color="C9D3DF" w:sz="4"/>
@@ -9025,7 +9025,37 @@
         </w:trPr>
         <w:tc>
           <w:tcPr>
-            <w:tcW w:type="dxa" w:w="3150"/>
+            <w:tcW w:type="dxa" w:w="3612"/>
+            <w:tcBorders>
+              <w:top w:val="single" w:color="C9D3DF" w:sz="4"/>
+              <w:left w:val="single" w:color="C9D3DF" w:sz="4"/>
+              <w:bottom w:val="single" w:color="C9D3DF" w:sz="4"/>
+              <w:right w:val="single" w:color="C9D3DF" w:sz="4"/>
+            </w:tcBorders>
+            <w:tcMar>
+              <w:top w:type="dxa" w:w="50"/>
+              <w:left w:type="dxa" w:w="80"/>
+              <w:bottom w:type="dxa" w:w="50"/>
+              <w:right w:type="dxa" w:w="80"/>
+            </w:tcMar>
+          </w:tcPr>
+          <w:p>
+            <w:pPr>
+              <w:jc w:val="left"/>
+            </w:pPr>
+            <w:r>
+              <w:rPr>
+                <w:rFonts w:ascii="Malgun Gothic" w:cs="Malgun Gothic" w:eastAsia="Malgun Gothic" w:hAnsi="Malgun Gothic"/>
+                <w:sz w:val="17"/>
+                <w:szCs w:val="17"/>
+              </w:rPr>
+              <w:t xml:space="preserve">Tool Use</w:t>
+            </w:r>
+          </w:p>
+        </w:tc>
+        <w:tc>
+          <w:tcPr>
+            <w:tcW w:type="dxa" w:w="1460"/>
             <w:tcBorders>
               <w:top w:val="single" w:color="C9D3DF" w:sz="4"/>
               <w:left w:val="single" w:color="C9D3DF" w:sz="4"/>
@@ -9049,43 +9079,13 @@
                 <w:sz w:val="17"/>
                 <w:szCs w:val="17"/>
               </w:rPr>
-              <w:t xml:space="preserve">Tool Use</w:t>
-            </w:r>
-          </w:p>
-        </w:tc>
-        <w:tc>
-          <w:tcPr>
-            <w:tcW w:type="dxa" w:w="2577"/>
-            <w:tcBorders>
-              <w:top w:val="single" w:color="C9D3DF" w:sz="4"/>
-              <w:left w:val="single" w:color="C9D3DF" w:sz="4"/>
-              <w:bottom w:val="single" w:color="C9D3DF" w:sz="4"/>
-              <w:right w:val="single" w:color="C9D3DF" w:sz="4"/>
-            </w:tcBorders>
-            <w:tcMar>
-              <w:top w:type="dxa" w:w="50"/>
-              <w:left w:type="dxa" w:w="80"/>
-              <w:bottom w:type="dxa" w:w="50"/>
-              <w:right w:type="dxa" w:w="80"/>
-            </w:tcMar>
-          </w:tcPr>
-          <w:p>
-            <w:pPr>
-              <w:jc w:val="left"/>
-            </w:pPr>
-            <w:r>
-              <w:rPr>
-                <w:rFonts w:ascii="Malgun Gothic" w:cs="Malgun Gothic" w:eastAsia="Malgun Gothic" w:hAnsi="Malgun Gothic"/>
-                <w:sz w:val="17"/>
-                <w:szCs w:val="17"/>
-              </w:rPr>
               <w:t xml:space="preserve">4, 5</w:t>
             </w:r>
           </w:p>
         </w:tc>
         <w:tc>
           <w:tcPr>
-            <w:tcW w:type="dxa" w:w="4477"/>
+            <w:tcW w:type="dxa" w:w="5132"/>
             <w:tcBorders>
               <w:top w:val="single" w:color="C9D3DF" w:sz="4"/>
               <w:left w:val="single" w:color="C9D3DF" w:sz="4"/>
@@ -9121,7 +9121,37 @@
         </w:trPr>
         <w:tc>
           <w:tcPr>
-            <w:tcW w:type="dxa" w:w="3150"/>
+            <w:tcW w:type="dxa" w:w="3612"/>
+            <w:tcBorders>
+              <w:top w:val="single" w:color="C9D3DF" w:sz="4"/>
+              <w:left w:val="single" w:color="C9D3DF" w:sz="4"/>
+              <w:bottom w:val="single" w:color="C9D3DF" w:sz="4"/>
+              <w:right w:val="single" w:color="C9D3DF" w:sz="4"/>
+            </w:tcBorders>
+            <w:tcMar>
+              <w:top w:type="dxa" w:w="50"/>
+              <w:left w:type="dxa" w:w="80"/>
+              <w:bottom w:type="dxa" w:w="50"/>
+              <w:right w:type="dxa" w:w="80"/>
+            </w:tcMar>
+          </w:tcPr>
+          <w:p>
+            <w:pPr>
+              <w:jc w:val="left"/>
+            </w:pPr>
+            <w:r>
+              <w:rPr>
+                <w:rFonts w:ascii="Malgun Gothic" w:cs="Malgun Gothic" w:eastAsia="Malgun Gothic" w:hAnsi="Malgun Gothic"/>
+                <w:sz w:val="17"/>
+                <w:szCs w:val="17"/>
+              </w:rPr>
+              <w:t xml:space="preserve">Memory/State</w:t>
+            </w:r>
+          </w:p>
+        </w:tc>
+        <w:tc>
+          <w:tcPr>
+            <w:tcW w:type="dxa" w:w="1460"/>
             <w:tcBorders>
               <w:top w:val="single" w:color="C9D3DF" w:sz="4"/>
               <w:left w:val="single" w:color="C9D3DF" w:sz="4"/>
@@ -9145,43 +9175,13 @@
                 <w:sz w:val="17"/>
                 <w:szCs w:val="17"/>
               </w:rPr>
-              <w:t xml:space="preserve">Memory/State</w:t>
-            </w:r>
-          </w:p>
-        </w:tc>
-        <w:tc>
-          <w:tcPr>
-            <w:tcW w:type="dxa" w:w="2577"/>
-            <w:tcBorders>
-              <w:top w:val="single" w:color="C9D3DF" w:sz="4"/>
-              <w:left w:val="single" w:color="C9D3DF" w:sz="4"/>
-              <w:bottom w:val="single" w:color="C9D3DF" w:sz="4"/>
-              <w:right w:val="single" w:color="C9D3DF" w:sz="4"/>
-            </w:tcBorders>
-            <w:tcMar>
-              <w:top w:type="dxa" w:w="50"/>
-              <w:left w:type="dxa" w:w="80"/>
-              <w:bottom w:type="dxa" w:w="50"/>
-              <w:right w:type="dxa" w:w="80"/>
-            </w:tcMar>
-          </w:tcPr>
-          <w:p>
-            <w:pPr>
-              <w:jc w:val="left"/>
-            </w:pPr>
-            <w:r>
-              <w:rPr>
-                <w:rFonts w:ascii="Malgun Gothic" w:cs="Malgun Gothic" w:eastAsia="Malgun Gothic" w:hAnsi="Malgun Gothic"/>
-                <w:sz w:val="17"/>
-                <w:szCs w:val="17"/>
-              </w:rPr>
               <w:t xml:space="preserve">2, 4</w:t>
             </w:r>
           </w:p>
         </w:tc>
         <w:tc>
           <w:tcPr>
-            <w:tcW w:type="dxa" w:w="4477"/>
+            <w:tcW w:type="dxa" w:w="5132"/>
             <w:tcBorders>
               <w:top w:val="single" w:color="C9D3DF" w:sz="4"/>
               <w:left w:val="single" w:color="C9D3DF" w:sz="4"/>
@@ -9217,7 +9217,37 @@
         </w:trPr>
         <w:tc>
           <w:tcPr>
-            <w:tcW w:type="dxa" w:w="3150"/>
+            <w:tcW w:type="dxa" w:w="3612"/>
+            <w:tcBorders>
+              <w:top w:val="single" w:color="C9D3DF" w:sz="4"/>
+              <w:left w:val="single" w:color="C9D3DF" w:sz="4"/>
+              <w:bottom w:val="single" w:color="C9D3DF" w:sz="4"/>
+              <w:right w:val="single" w:color="C9D3DF" w:sz="4"/>
+            </w:tcBorders>
+            <w:tcMar>
+              <w:top w:type="dxa" w:w="50"/>
+              <w:left w:type="dxa" w:w="80"/>
+              <w:bottom w:type="dxa" w:w="50"/>
+              <w:right w:type="dxa" w:w="80"/>
+            </w:tcMar>
+          </w:tcPr>
+          <w:p>
+            <w:pPr>
+              <w:jc w:val="left"/>
+            </w:pPr>
+            <w:r>
+              <w:rPr>
+                <w:rFonts w:ascii="Malgun Gothic" w:cs="Malgun Gothic" w:eastAsia="Malgun Gothic" w:hAnsi="Malgun Gothic"/>
+                <w:sz w:val="17"/>
+                <w:szCs w:val="17"/>
+              </w:rPr>
+              <w:t xml:space="preserve">Feedback/Evaluation</w:t>
+            </w:r>
+          </w:p>
+        </w:tc>
+        <w:tc>
+          <w:tcPr>
+            <w:tcW w:type="dxa" w:w="1460"/>
             <w:tcBorders>
               <w:top w:val="single" w:color="C9D3DF" w:sz="4"/>
               <w:left w:val="single" w:color="C9D3DF" w:sz="4"/>
@@ -9241,43 +9271,13 @@
                 <w:sz w:val="17"/>
                 <w:szCs w:val="17"/>
               </w:rPr>
-              <w:t xml:space="preserve">Feedback/Evaluation</w:t>
-            </w:r>
-          </w:p>
-        </w:tc>
-        <w:tc>
-          <w:tcPr>
-            <w:tcW w:type="dxa" w:w="2577"/>
-            <w:tcBorders>
-              <w:top w:val="single" w:color="C9D3DF" w:sz="4"/>
-              <w:left w:val="single" w:color="C9D3DF" w:sz="4"/>
-              <w:bottom w:val="single" w:color="C9D3DF" w:sz="4"/>
-              <w:right w:val="single" w:color="C9D3DF" w:sz="4"/>
-            </w:tcBorders>
-            <w:tcMar>
-              <w:top w:type="dxa" w:w="50"/>
-              <w:left w:type="dxa" w:w="80"/>
-              <w:bottom w:type="dxa" w:w="50"/>
-              <w:right w:type="dxa" w:w="80"/>
-            </w:tcMar>
-          </w:tcPr>
-          <w:p>
-            <w:pPr>
-              <w:jc w:val="left"/>
-            </w:pPr>
-            <w:r>
-              <w:rPr>
-                <w:rFonts w:ascii="Malgun Gothic" w:cs="Malgun Gothic" w:eastAsia="Malgun Gothic" w:hAnsi="Malgun Gothic"/>
-                <w:sz w:val="17"/>
-                <w:szCs w:val="17"/>
-              </w:rPr>
               <w:t xml:space="preserve">5, 7</w:t>
             </w:r>
           </w:p>
         </w:tc>
         <w:tc>
           <w:tcPr>
-            <w:tcW w:type="dxa" w:w="4477"/>
+            <w:tcW w:type="dxa" w:w="5132"/>
             <w:tcBorders>
               <w:top w:val="single" w:color="C9D3DF" w:sz="4"/>
               <w:left w:val="single" w:color="C9D3DF" w:sz="4"/>
@@ -9623,7 +9623,7 @@
           </w:tcPr>
           <w:p>
             <w:pPr>
-              <w:jc w:val="center"/>
+              <w:jc w:val="left"/>
             </w:pPr>
             <w:r>
               <w:rPr>
@@ -9689,7 +9689,7 @@
           </w:tcPr>
           <w:p>
             <w:pPr>
-              <w:jc w:val="center"/>
+              <w:jc w:val="left"/>
             </w:pPr>
             <w:r>
               <w:rPr>
@@ -9755,7 +9755,7 @@
           </w:tcPr>
           <w:p>
             <w:pPr>
-              <w:jc w:val="center"/>
+              <w:jc w:val="left"/>
             </w:pPr>
             <w:r>
               <w:rPr>
@@ -9821,7 +9821,7 @@
           </w:tcPr>
           <w:p>
             <w:pPr>
-              <w:jc w:val="center"/>
+              <w:jc w:val="left"/>
             </w:pPr>
             <w:r>
               <w:rPr>
@@ -9935,7 +9935,7 @@
         <w:sz w:val="16"/>
         <w:szCs w:val="16"/>
       </w:rPr>
-      <w:t xml:space="preserve">오이소창원 시연영상 스크립트</w:t>
+      <w:t xml:space="preserve">오이소창원 시연영상 스크립트 · </w:t>
     </w:r>
     <w:r>
       <w:rPr>
@@ -9945,6 +9945,11 @@
       </w:rPr>
       <w:fldChar w:fldCharType="begin"/>
       <w:instrText xml:space="preserve">PAGE</w:instrText>
+      <w:fldChar w:fldCharType="separate"/>
+      <w:fldChar w:fldCharType="end"/>
+      <w:t xml:space="preserve"> / </w:t>
+      <w:fldChar w:fldCharType="begin"/>
+      <w:instrText xml:space="preserve">NUMPAGES</w:instrText>
       <w:fldChar w:fldCharType="separate"/>
       <w:fldChar w:fldCharType="end"/>
     </w:r>

--- a/deliverables/presentation/video/오이소창원_시연영상_스크립트_20261004.docx
+++ b/deliverables/presentation/video/오이소창원_시연영상_스크립트_20261004.docx
@@ -1192,7 +1192,7 @@
         </w:rPr>
         <w:t xml:space="preserve">촬영은 배포 앱(</w:t>
       </w:r>
-      <w:hyperlink w:history="1" r:id="rId6pxozw9o-nwpuwngz5coe">
+      <w:hyperlink w:history="1" r:id="rIdvascumbuz5egdnfi-duse">
         <w:r>
           <w:rPr>
             <w:rStyle w:val="Hyperlink"/>
@@ -7821,9 +7821,9 @@
       </w:tblPr>
       <w:tblGrid>
         <w:gridCol w:w="1060"/>
-        <w:gridCol w:w="2617"/>
-        <w:gridCol w:w="3046"/>
-        <w:gridCol w:w="3481"/>
+        <w:gridCol w:w="2519"/>
+        <w:gridCol w:w="3168"/>
+        <w:gridCol w:w="3457"/>
       </w:tblGrid>
       <w:tr>
         <w:trPr>
@@ -7866,7 +7866,7 @@
         </w:tc>
         <w:tc>
           <w:tcPr>
-            <w:tcW w:type="dxa" w:w="2617"/>
+            <w:tcW w:type="dxa" w:w="2519"/>
             <w:tcBorders>
               <w:top w:val="single" w:color="C9D3DF" w:sz="4"/>
               <w:left w:val="single" w:color="C9D3DF" w:sz="4"/>
@@ -7900,7 +7900,7 @@
         </w:tc>
         <w:tc>
           <w:tcPr>
-            <w:tcW w:type="dxa" w:w="3046"/>
+            <w:tcW w:type="dxa" w:w="3168"/>
             <w:tcBorders>
               <w:top w:val="single" w:color="C9D3DF" w:sz="4"/>
               <w:left w:val="single" w:color="C9D3DF" w:sz="4"/>
@@ -7934,7 +7934,7 @@
         </w:tc>
         <w:tc>
           <w:tcPr>
-            <w:tcW w:type="dxa" w:w="3481"/>
+            <w:tcW w:type="dxa" w:w="3457"/>
             <w:tcBorders>
               <w:top w:val="single" w:color="C9D3DF" w:sz="4"/>
               <w:left w:val="single" w:color="C9D3DF" w:sz="4"/>
@@ -8004,7 +8004,7 @@
         </w:tc>
         <w:tc>
           <w:tcPr>
-            <w:tcW w:type="dxa" w:w="2617"/>
+            <w:tcW w:type="dxa" w:w="2519"/>
             <w:tcBorders>
               <w:top w:val="single" w:color="C9D3DF" w:sz="4"/>
               <w:left w:val="single" w:color="C9D3DF" w:sz="4"/>
@@ -8034,7 +8034,7 @@
         </w:tc>
         <w:tc>
           <w:tcPr>
-            <w:tcW w:type="dxa" w:w="3046"/>
+            <w:tcW w:type="dxa" w:w="3168"/>
             <w:tcBorders>
               <w:top w:val="single" w:color="C9D3DF" w:sz="4"/>
               <w:left w:val="single" w:color="C9D3DF" w:sz="4"/>
@@ -8064,31 +8064,31 @@
         </w:tc>
         <w:tc>
           <w:tcPr>
-            <w:tcW w:type="dxa" w:w="3481"/>
-            <w:tcBorders>
-              <w:top w:val="single" w:color="C9D3DF" w:sz="4"/>
-              <w:left w:val="single" w:color="C9D3DF" w:sz="4"/>
-              <w:bottom w:val="single" w:color="C9D3DF" w:sz="4"/>
-              <w:right w:val="single" w:color="C9D3DF" w:sz="4"/>
-            </w:tcBorders>
-            <w:tcMar>
-              <w:top w:type="dxa" w:w="50"/>
-              <w:left w:type="dxa" w:w="80"/>
-              <w:bottom w:type="dxa" w:w="50"/>
-              <w:right w:type="dxa" w:w="80"/>
-            </w:tcMar>
-          </w:tcPr>
-          <w:p>
-            <w:pPr>
-              <w:jc w:val="left"/>
-            </w:pPr>
-            <w:r>
-              <w:rPr>
-                <w:rFonts w:ascii="Malgun Gothic" w:cs="Malgun Gothic" w:eastAsia="Malgun Gothic" w:hAnsi="Malgun Gothic"/>
-                <w:sz w:val="17"/>
-                <w:szCs w:val="17"/>
-              </w:rPr>
-              <w:t xml:space="preserve">AI 자동 테스트 126개 통과 · 팀 자체 테스트 3명 × PC·휴대폰(지적 1차 32건·2차 9건 모두 반영) · 실사용자 3명</w:t>
+            <w:tcW w:type="dxa" w:w="3457"/>
+            <w:tcBorders>
+              <w:top w:val="single" w:color="C9D3DF" w:sz="4"/>
+              <w:left w:val="single" w:color="C9D3DF" w:sz="4"/>
+              <w:bottom w:val="single" w:color="C9D3DF" w:sz="4"/>
+              <w:right w:val="single" w:color="C9D3DF" w:sz="4"/>
+            </w:tcBorders>
+            <w:tcMar>
+              <w:top w:type="dxa" w:w="50"/>
+              <w:left w:type="dxa" w:w="80"/>
+              <w:bottom w:type="dxa" w:w="50"/>
+              <w:right w:type="dxa" w:w="80"/>
+            </w:tcMar>
+          </w:tcPr>
+          <w:p>
+            <w:pPr>
+              <w:jc w:val="left"/>
+            </w:pPr>
+            <w:r>
+              <w:rPr>
+                <w:rFonts w:ascii="Malgun Gothic" w:cs="Malgun Gothic" w:eastAsia="Malgun Gothic" w:hAnsi="Malgun Gothic"/>
+                <w:sz w:val="17"/>
+                <w:szCs w:val="17"/>
+              </w:rPr>
+              <w:t xml:space="preserve">AI 자동 테스트 126개 통과 · 팀 자체 테스트 3명 × PC·휴대폰(지적 1차 32건·2차 9건 모두 반영) · 실사용자 4명</w:t>
             </w:r>
           </w:p>
         </w:tc>
@@ -8130,7 +8130,7 @@
         </w:tc>
         <w:tc>
           <w:tcPr>
-            <w:tcW w:type="dxa" w:w="2617"/>
+            <w:tcW w:type="dxa" w:w="2519"/>
             <w:tcBorders>
               <w:top w:val="single" w:color="C9D3DF" w:sz="4"/>
               <w:left w:val="single" w:color="C9D3DF" w:sz="4"/>
@@ -8160,61 +8160,61 @@
         </w:tc>
         <w:tc>
           <w:tcPr>
-            <w:tcW w:type="dxa" w:w="3046"/>
-            <w:tcBorders>
-              <w:top w:val="single" w:color="C9D3DF" w:sz="4"/>
-              <w:left w:val="single" w:color="C9D3DF" w:sz="4"/>
-              <w:bottom w:val="single" w:color="C9D3DF" w:sz="4"/>
-              <w:right w:val="single" w:color="C9D3DF" w:sz="4"/>
-            </w:tcBorders>
-            <w:tcMar>
-              <w:top w:type="dxa" w:w="50"/>
-              <w:left w:type="dxa" w:w="80"/>
-              <w:bottom w:type="dxa" w:w="50"/>
-              <w:right w:type="dxa" w:w="80"/>
-            </w:tcMar>
-          </w:tcPr>
-          <w:p>
-            <w:pPr>
-              <w:jc w:val="left"/>
-            </w:pPr>
-            <w:r>
-              <w:rPr>
-                <w:rFonts w:ascii="Malgun Gothic" w:cs="Malgun Gothic" w:eastAsia="Malgun Gothic" w:hAnsi="Malgun Gothic"/>
-                <w:sz w:val="17"/>
-                <w:szCs w:val="17"/>
-              </w:rPr>
-              <w:t xml:space="preserve">실사용자 만족도는 5점 만점에 4.67점이었고, 받은 의견으로 조건 칸 설명과 생활 정보 안내를 고쳤습니다.</w:t>
-            </w:r>
-          </w:p>
-        </w:tc>
-        <w:tc>
-          <w:tcPr>
-            <w:tcW w:type="dxa" w:w="3481"/>
-            <w:tcBorders>
-              <w:top w:val="single" w:color="C9D3DF" w:sz="4"/>
-              <w:left w:val="single" w:color="C9D3DF" w:sz="4"/>
-              <w:bottom w:val="single" w:color="C9D3DF" w:sz="4"/>
-              <w:right w:val="single" w:color="C9D3DF" w:sz="4"/>
-            </w:tcBorders>
-            <w:tcMar>
-              <w:top w:type="dxa" w:w="50"/>
-              <w:left w:type="dxa" w:w="80"/>
-              <w:bottom w:type="dxa" w:w="50"/>
-              <w:right w:type="dxa" w:w="80"/>
-            </w:tcMar>
-          </w:tcPr>
-          <w:p>
-            <w:pPr>
-              <w:jc w:val="left"/>
-            </w:pPr>
-            <w:r>
-              <w:rPr>
-                <w:rFonts w:ascii="Malgun Gothic" w:cs="Malgun Gothic" w:eastAsia="Malgun Gothic" w:hAnsi="Malgun Gothic"/>
-                <w:sz w:val="17"/>
-                <w:szCs w:val="17"/>
-              </w:rPr>
-              <w:t xml:space="preserve">전체 만족도 4.67 / 5 · 문항 평균 4.84 · 다시 사용·추천 3명 중 3명 · 반영: 조건 칸 설명 항상 표시, 생활 정보 ‘자세히 보기’ 안내·목록 돌아가기</w:t>
+            <w:tcW w:type="dxa" w:w="3168"/>
+            <w:tcBorders>
+              <w:top w:val="single" w:color="C9D3DF" w:sz="4"/>
+              <w:left w:val="single" w:color="C9D3DF" w:sz="4"/>
+              <w:bottom w:val="single" w:color="C9D3DF" w:sz="4"/>
+              <w:right w:val="single" w:color="C9D3DF" w:sz="4"/>
+            </w:tcBorders>
+            <w:tcMar>
+              <w:top w:type="dxa" w:w="50"/>
+              <w:left w:type="dxa" w:w="80"/>
+              <w:bottom w:type="dxa" w:w="50"/>
+              <w:right w:type="dxa" w:w="80"/>
+            </w:tcMar>
+          </w:tcPr>
+          <w:p>
+            <w:pPr>
+              <w:jc w:val="left"/>
+            </w:pPr>
+            <w:r>
+              <w:rPr>
+                <w:rFonts w:ascii="Malgun Gothic" w:cs="Malgun Gothic" w:eastAsia="Malgun Gothic" w:hAnsi="Malgun Gothic"/>
+                <w:sz w:val="17"/>
+                <w:szCs w:val="17"/>
+              </w:rPr>
+              <w:t xml:space="preserve">실사용자 네 분 모두 다시 쓰겠다고 답했고 만족도는 5점 만점에 4.75점이었습니다. 받은 의견으로 조건 칸 설명, 생활 정보 안내, 첫 화면을 고쳤습니다.</w:t>
+            </w:r>
+          </w:p>
+        </w:tc>
+        <w:tc>
+          <w:tcPr>
+            <w:tcW w:type="dxa" w:w="3457"/>
+            <w:tcBorders>
+              <w:top w:val="single" w:color="C9D3DF" w:sz="4"/>
+              <w:left w:val="single" w:color="C9D3DF" w:sz="4"/>
+              <w:bottom w:val="single" w:color="C9D3DF" w:sz="4"/>
+              <w:right w:val="single" w:color="C9D3DF" w:sz="4"/>
+            </w:tcBorders>
+            <w:tcMar>
+              <w:top w:type="dxa" w:w="50"/>
+              <w:left w:type="dxa" w:w="80"/>
+              <w:bottom w:type="dxa" w:w="50"/>
+              <w:right w:type="dxa" w:w="80"/>
+            </w:tcMar>
+          </w:tcPr>
+          <w:p>
+            <w:pPr>
+              <w:jc w:val="left"/>
+            </w:pPr>
+            <w:r>
+              <w:rPr>
+                <w:rFonts w:ascii="Malgun Gothic" w:cs="Malgun Gothic" w:eastAsia="Malgun Gothic" w:hAnsi="Malgun Gothic"/>
+                <w:sz w:val="17"/>
+                <w:szCs w:val="17"/>
+              </w:rPr>
+              <w:t xml:space="preserve">전체 만족도 4.75 / 5 · 문항 평균 4.56 · 다시 사용·추천 4명 중 4명 · 그래프(항목별 평균) · 반영: 조건 칸 설명 항상 표시, 생활 정보 ‘자세히 보기’ 안내·목록 돌아가기</w:t>
             </w:r>
           </w:p>
         </w:tc>
@@ -8235,7 +8235,7 @@
           <w:sz w:val="19"/>
           <w:szCs w:val="19"/>
         </w:rPr>
-        <w:t xml:space="preserve">숫자는 10/3 실제 결과(tests/user_test/results_20261003/, tests/team_self_test/팀자체테스트_결과반영_20261003.md)입니다. 실사용자 숫자는 설문 응답 시트의 「분석」 탭, 팀 자체 테스트는 체크리스트 기록표에서 가져옵니다. 결과가 기대보다 낮아도 실제 숫자를 그대로 쓰고, ‘만족도가 높다’ 같은 표현은 결과가 그럴 때만 넣습니다. 사용자 검증·테스트 결과 조작은 제31조 실격 사유입니다.</w:t>
+        <w:t xml:space="preserve">숫자는 10/3~10/4 실제 결과(tests/user_test/results_20261004/, tests/team_self_test/팀자체테스트_결과반영_20261003.md)입니다. 실사용자 숫자는 설문 응답 시트의 「분석」 탭, 팀 자체 테스트는 체크리스트 기록표에서 가져옵니다. 결과가 기대보다 낮아도 실제 숫자를 그대로 쓰고, ‘만족도가 높다’ 같은 표현은 결과가 그럴 때만 넣습니다. 사용자 검증·테스트 결과 조작은 제31조 실격 사유입니다.</w:t>
       </w:r>
     </w:p>
     <w:p>

--- a/deliverables/presentation/video/오이소창원_시연영상_스크립트_20261004.docx
+++ b/deliverables/presentation/video/오이소창원_시연영상_스크립트_20261004.docx
@@ -1192,7 +1192,7 @@
         </w:rPr>
         <w:t xml:space="preserve">촬영은 배포 앱(</w:t>
       </w:r>
-      <w:hyperlink w:history="1" r:id="rIdvascumbuz5egdnfi-duse">
+      <w:hyperlink w:history="1" r:id="rIdqwbjej1bs3ay8wkv_5pcp">
         <w:r>
           <w:rPr>
             <w:rStyle w:val="Hyperlink"/>

--- a/deliverables/presentation/video/오이소창원_시연영상_스크립트_20261004.docx
+++ b/deliverables/presentation/video/오이소창원_시연영상_스크립트_20261004.docx
@@ -1192,7 +1192,7 @@
         </w:rPr>
         <w:t xml:space="preserve">촬영은 배포 앱(</w:t>
       </w:r>
-      <w:hyperlink w:history="1" r:id="rIdqwbjej1bs3ay8wkv_5pcp">
+      <w:hyperlink w:history="1" r:id="rIdatrwo5dmnswjd9kqjwgpr">
         <w:r>
           <w:rPr>
             <w:rStyle w:val="Hyperlink"/>

--- a/deliverables/presentation/video/오이소창원_시연영상_스크립트_20261004.docx
+++ b/deliverables/presentation/video/오이소창원_시연영상_스크립트_20261004.docx
@@ -20,6 +20,54 @@
           <w:szCs w:val="34"/>
         </w:rPr>
         <w:t xml:space="preserve">오이소창원 시연영상 스크립트 (2026-10-04 갱신)</w:t>
+      </w:r>
+      <w:r>
+        <w:drawing>
+          <wp:anchor distT="0" distB="0" distL="114300" distR="0" simplePos="0" allowOverlap="1" behindDoc="0" locked="0" layoutInCell="1" relativeHeight="1114425">
+            <wp:simplePos x="0" y="0"/>
+            <wp:positionH relativeFrom="margin">
+              <wp:align>right</wp:align>
+            </wp:positionH>
+            <wp:positionV relativeFrom="margin">
+              <wp:align>top</wp:align>
+            </wp:positionV>
+            <wp:extent cx="914400" cy="1114425"/>
+            <wp:effectExtent t="0" r="0" b="0" l="0"/>
+            <wp:wrapSquare wrapText="left" distL="114300"/>
+            <wp:docPr id="1" name="" descr="" title=""/>
+            <wp:cNvGraphicFramePr>
+              <a:graphicFrameLocks xmlns:a="http://schemas.openxmlformats.org/drawingml/2006/main" noChangeAspect="1"/>
+            </wp:cNvGraphicFramePr>
+            <a:graphic xmlns:a="http://schemas.openxmlformats.org/drawingml/2006/main">
+              <a:graphicData uri="http://schemas.openxmlformats.org/drawingml/2006/picture">
+                <pic:pic xmlns:pic="http://schemas.openxmlformats.org/drawingml/2006/picture">
+                  <pic:nvPicPr>
+                    <pic:cNvPr id="0" name="" descr=""/>
+                    <pic:cNvPicPr>
+                      <a:picLocks noChangeAspect="1" noChangeArrowheads="1"/>
+                    </pic:cNvPicPr>
+                  </pic:nvPicPr>
+                  <pic:blipFill>
+                    <a:blip r:embed="rId8" cstate="none"/>
+                    <a:srcRect/>
+                    <a:stretch>
+                      <a:fillRect/>
+                    </a:stretch>
+                  </pic:blipFill>
+                  <pic:spPr bwMode="auto">
+                    <a:xfrm>
+                      <a:off x="0" y="0"/>
+                      <a:ext cx="914400" cy="1114425"/>
+                    </a:xfrm>
+                    <a:prstGeom prst="rect">
+                      <a:avLst/>
+                    </a:prstGeom>
+                  </pic:spPr>
+                </pic:pic>
+              </a:graphicData>
+            </a:graphic>
+          </wp:anchor>
+        </w:drawing>
       </w:r>
     </w:p>
     <w:p>
@@ -1192,7 +1240,7 @@
         </w:rPr>
         <w:t xml:space="preserve">촬영은 배포 앱(</w:t>
       </w:r>
-      <w:hyperlink w:history="1" r:id="rIdatrwo5dmnswjd9kqjwgpr">
+      <w:hyperlink w:history="1" r:id="rId3jdnhqexvi69pntmqatbj">
         <w:r>
           <w:rPr>
             <w:rStyle w:val="Hyperlink"/>
@@ -8088,7 +8136,7 @@
                 <w:sz w:val="17"/>
                 <w:szCs w:val="17"/>
               </w:rPr>
-              <w:t xml:space="preserve">AI 자동 테스트 126개 통과 · 팀 자체 테스트 3명 × PC·휴대폰(지적 1차 32건·2차 9건 모두 반영) · 실사용자 4명</w:t>
+              <w:t xml:space="preserve">AI 자동 테스트 127개 통과 · 팀 자체 테스트 3명 × PC·휴대폰(지적 1차 32건·2차 9건 모두 반영) · 실사용자 4명</w:t>
             </w:r>
           </w:p>
         </w:tc>

--- a/deliverables/presentation/video/오이소창원_시연영상_스크립트_20261004.docx
+++ b/deliverables/presentation/video/오이소창원_시연영상_스크립트_20261004.docx
@@ -23,7 +23,7 @@
       </w:r>
       <w:r>
         <w:drawing>
-          <wp:anchor distT="0" distB="0" distL="114300" distR="0" simplePos="0" allowOverlap="1" behindDoc="0" locked="0" layoutInCell="1" relativeHeight="1114425">
+          <wp:anchor distT="0" distB="0" distL="114300" distR="0" simplePos="0" allowOverlap="1" behindDoc="0" locked="0" layoutInCell="1" relativeHeight="1019175">
             <wp:simplePos x="0" y="0"/>
             <wp:positionH relativeFrom="margin">
               <wp:align>right</wp:align>
@@ -31,7 +31,7 @@
             <wp:positionV relativeFrom="margin">
               <wp:align>top</wp:align>
             </wp:positionV>
-            <wp:extent cx="914400" cy="1114425"/>
+            <wp:extent cx="914400" cy="1019175"/>
             <wp:effectExtent t="0" r="0" b="0" l="0"/>
             <wp:wrapSquare wrapText="left" distL="114300"/>
             <wp:docPr id="1" name="" descr="" title=""/>
@@ -57,7 +57,7 @@
                   <pic:spPr bwMode="auto">
                     <a:xfrm>
                       <a:off x="0" y="0"/>
-                      <a:ext cx="914400" cy="1114425"/>
+                      <a:ext cx="914400" cy="1019175"/>
                     </a:xfrm>
                     <a:prstGeom prst="rect">
                       <a:avLst/>
@@ -1240,7 +1240,7 @@
         </w:rPr>
         <w:t xml:space="preserve">촬영은 배포 앱(</w:t>
       </w:r>
-      <w:hyperlink w:history="1" r:id="rId3jdnhqexvi69pntmqatbj">
+      <w:hyperlink w:history="1" r:id="rIdeoycldxzjqnalo4kvy9jk">
         <w:r>
           <w:rPr>
             <w:rStyle w:val="Hyperlink"/>
@@ -7869,9 +7869,9 @@
       </w:tblPr>
       <w:tblGrid>
         <w:gridCol w:w="1060"/>
-        <w:gridCol w:w="2519"/>
-        <w:gridCol w:w="3168"/>
-        <w:gridCol w:w="3457"/>
+        <w:gridCol w:w="2549"/>
+        <w:gridCol w:w="3205"/>
+        <w:gridCol w:w="3390"/>
       </w:tblGrid>
       <w:tr>
         <w:trPr>
@@ -7914,7 +7914,7 @@
         </w:tc>
         <w:tc>
           <w:tcPr>
-            <w:tcW w:type="dxa" w:w="2519"/>
+            <w:tcW w:type="dxa" w:w="2549"/>
             <w:tcBorders>
               <w:top w:val="single" w:color="C9D3DF" w:sz="4"/>
               <w:left w:val="single" w:color="C9D3DF" w:sz="4"/>
@@ -7948,7 +7948,7 @@
         </w:tc>
         <w:tc>
           <w:tcPr>
-            <w:tcW w:type="dxa" w:w="3168"/>
+            <w:tcW w:type="dxa" w:w="3205"/>
             <w:tcBorders>
               <w:top w:val="single" w:color="C9D3DF" w:sz="4"/>
               <w:left w:val="single" w:color="C9D3DF" w:sz="4"/>
@@ -7982,7 +7982,7 @@
         </w:tc>
         <w:tc>
           <w:tcPr>
-            <w:tcW w:type="dxa" w:w="3457"/>
+            <w:tcW w:type="dxa" w:w="3390"/>
             <w:tcBorders>
               <w:top w:val="single" w:color="C9D3DF" w:sz="4"/>
               <w:left w:val="single" w:color="C9D3DF" w:sz="4"/>
@@ -8052,7 +8052,7 @@
         </w:tc>
         <w:tc>
           <w:tcPr>
-            <w:tcW w:type="dxa" w:w="2519"/>
+            <w:tcW w:type="dxa" w:w="2549"/>
             <w:tcBorders>
               <w:top w:val="single" w:color="C9D3DF" w:sz="4"/>
               <w:left w:val="single" w:color="C9D3DF" w:sz="4"/>
@@ -8082,7 +8082,7 @@
         </w:tc>
         <w:tc>
           <w:tcPr>
-            <w:tcW w:type="dxa" w:w="3168"/>
+            <w:tcW w:type="dxa" w:w="3205"/>
             <w:tcBorders>
               <w:top w:val="single" w:color="C9D3DF" w:sz="4"/>
               <w:left w:val="single" w:color="C9D3DF" w:sz="4"/>
@@ -8112,31 +8112,31 @@
         </w:tc>
         <w:tc>
           <w:tcPr>
-            <w:tcW w:type="dxa" w:w="3457"/>
-            <w:tcBorders>
-              <w:top w:val="single" w:color="C9D3DF" w:sz="4"/>
-              <w:left w:val="single" w:color="C9D3DF" w:sz="4"/>
-              <w:bottom w:val="single" w:color="C9D3DF" w:sz="4"/>
-              <w:right w:val="single" w:color="C9D3DF" w:sz="4"/>
-            </w:tcBorders>
-            <w:tcMar>
-              <w:top w:type="dxa" w:w="50"/>
-              <w:left w:type="dxa" w:w="80"/>
-              <w:bottom w:type="dxa" w:w="50"/>
-              <w:right w:type="dxa" w:w="80"/>
-            </w:tcMar>
-          </w:tcPr>
-          <w:p>
-            <w:pPr>
-              <w:jc w:val="left"/>
-            </w:pPr>
-            <w:r>
-              <w:rPr>
-                <w:rFonts w:ascii="Malgun Gothic" w:cs="Malgun Gothic" w:eastAsia="Malgun Gothic" w:hAnsi="Malgun Gothic"/>
-                <w:sz w:val="17"/>
-                <w:szCs w:val="17"/>
-              </w:rPr>
-              <w:t xml:space="preserve">AI 자동 테스트 127개 통과 · 팀 자체 테스트 3명 × PC·휴대폰(지적 1차 32건·2차 9건 모두 반영) · 실사용자 4명</w:t>
+            <w:tcW w:type="dxa" w:w="3390"/>
+            <w:tcBorders>
+              <w:top w:val="single" w:color="C9D3DF" w:sz="4"/>
+              <w:left w:val="single" w:color="C9D3DF" w:sz="4"/>
+              <w:bottom w:val="single" w:color="C9D3DF" w:sz="4"/>
+              <w:right w:val="single" w:color="C9D3DF" w:sz="4"/>
+            </w:tcBorders>
+            <w:tcMar>
+              <w:top w:type="dxa" w:w="50"/>
+              <w:left w:type="dxa" w:w="80"/>
+              <w:bottom w:type="dxa" w:w="50"/>
+              <w:right w:type="dxa" w:w="80"/>
+            </w:tcMar>
+          </w:tcPr>
+          <w:p>
+            <w:pPr>
+              <w:jc w:val="left"/>
+            </w:pPr>
+            <w:r>
+              <w:rPr>
+                <w:rFonts w:ascii="Malgun Gothic" w:cs="Malgun Gothic" w:eastAsia="Malgun Gothic" w:hAnsi="Malgun Gothic"/>
+                <w:sz w:val="17"/>
+                <w:szCs w:val="17"/>
+              </w:rPr>
+              <w:t xml:space="preserve">AI 자동 테스트 127개 통과 · 팀 자체 테스트 25번(지적 74건 중 72건 반영) · 실사용자 4명</w:t>
             </w:r>
           </w:p>
         </w:tc>
@@ -8178,7 +8178,7 @@
         </w:tc>
         <w:tc>
           <w:tcPr>
-            <w:tcW w:type="dxa" w:w="2519"/>
+            <w:tcW w:type="dxa" w:w="2549"/>
             <w:tcBorders>
               <w:top w:val="single" w:color="C9D3DF" w:sz="4"/>
               <w:left w:val="single" w:color="C9D3DF" w:sz="4"/>
@@ -8208,7 +8208,7 @@
         </w:tc>
         <w:tc>
           <w:tcPr>
-            <w:tcW w:type="dxa" w:w="3168"/>
+            <w:tcW w:type="dxa" w:w="3205"/>
             <w:tcBorders>
               <w:top w:val="single" w:color="C9D3DF" w:sz="4"/>
               <w:left w:val="single" w:color="C9D3DF" w:sz="4"/>
@@ -8238,7 +8238,7 @@
         </w:tc>
         <w:tc>
           <w:tcPr>
-            <w:tcW w:type="dxa" w:w="3457"/>
+            <w:tcW w:type="dxa" w:w="3390"/>
             <w:tcBorders>
               <w:top w:val="single" w:color="C9D3DF" w:sz="4"/>
               <w:left w:val="single" w:color="C9D3DF" w:sz="4"/>
@@ -10165,7 +10165,11 @@
         <w:szCs w:val="19"/>
       </w:rPr>
     </w:rPrDefault>
-    <w:pPrDefault/>
+    <w:pPrDefault>
+      <w:pPr>
+        <w:wordWrap w:val="0"/>
+      </w:pPr>
+    </w:pPrDefault>
   </w:docDefaults>
   <w:style w:type="paragraph" w:styleId="Title">
     <w:name w:val="Title"/>

--- a/deliverables/presentation/video/오이소창원_시연영상_스크립트_20261004.docx
+++ b/deliverables/presentation/video/오이소창원_시연영상_스크립트_20261004.docx
@@ -1240,7 +1240,7 @@
         </w:rPr>
         <w:t xml:space="preserve">촬영은 배포 앱(</w:t>
       </w:r>
-      <w:hyperlink w:history="1" r:id="rIdeoycldxzjqnalo4kvy9jk">
+      <w:hyperlink w:history="1" r:id="rIdfhud5pjgymygtsvro91t5">
         <w:r>
           <w:rPr>
             <w:rStyle w:val="Hyperlink"/>
@@ -8136,7 +8136,7 @@
                 <w:sz w:val="17"/>
                 <w:szCs w:val="17"/>
               </w:rPr>
-              <w:t xml:space="preserve">AI 자동 테스트 127개 통과 · 팀 자체 테스트 25번(지적 74건 중 72건 반영) · 실사용자 4명</w:t>
+              <w:t xml:space="preserve">AI 자동 테스트 127개 통과 · 팀 자체 테스트 27번(지적 77건 중 75건 반영) · 실사용자 4명</w:t>
             </w:r>
           </w:p>
         </w:tc>

--- a/deliverables/presentation/video/오이소창원_시연영상_스크립트_20261004.docx
+++ b/deliverables/presentation/video/오이소창원_시연영상_스크립트_20261004.docx
@@ -1240,7 +1240,7 @@
         </w:rPr>
         <w:t xml:space="preserve">촬영은 배포 앱(</w:t>
       </w:r>
-      <w:hyperlink w:history="1" r:id="rIdfhud5pjgymygtsvro91t5">
+      <w:hyperlink w:history="1" r:id="rIdkug6luuic0nmllmglexeu">
         <w:r>
           <w:rPr>
             <w:rStyle w:val="Hyperlink"/>
@@ -8136,7 +8136,7 @@
                 <w:sz w:val="17"/>
                 <w:szCs w:val="17"/>
               </w:rPr>
-              <w:t xml:space="preserve">AI 자동 테스트 127개 통과 · 팀 자체 테스트 27번(지적 77건 중 75건 반영) · 실사용자 4명</w:t>
+              <w:t xml:space="preserve">AI 자동 테스트 127개 통과 · 팀 자체 테스트 31번(지적 80건 중 78건 반영) · 실사용자 4명</w:t>
             </w:r>
           </w:p>
         </w:tc>

--- a/deliverables/presentation/video/오이소창원_시연영상_스크립트_20261004.docx
+++ b/deliverables/presentation/video/오이소창원_시연영상_스크립트_20261004.docx
@@ -1240,7 +1240,7 @@
         </w:rPr>
         <w:t xml:space="preserve">촬영은 배포 앱(</w:t>
       </w:r>
-      <w:hyperlink w:history="1" r:id="rIdkug6luuic0nmllmglexeu">
+      <w:hyperlink w:history="1" r:id="rIdkjudbvmfhqb3xwuhc9yqi">
         <w:r>
           <w:rPr>
             <w:rStyle w:val="Hyperlink"/>
@@ -8136,7 +8136,7 @@
                 <w:sz w:val="17"/>
                 <w:szCs w:val="17"/>
               </w:rPr>
-              <w:t xml:space="preserve">AI 자동 테스트 127개 통과 · 팀 자체 테스트 31번(지적 80건 중 78건 반영) · 실사용자 4명</w:t>
+              <w:t xml:space="preserve">AI 자동 테스트 127개 통과 · 팀 자체 테스트 31번(지적 81건 중 79건 반영) · 실사용자 4명</w:t>
             </w:r>
           </w:p>
         </w:tc>

--- a/deliverables/presentation/video/오이소창원_시연영상_스크립트_20261004.docx
+++ b/deliverables/presentation/video/오이소창원_시연영상_스크립트_20261004.docx
@@ -1240,7 +1240,7 @@
         </w:rPr>
         <w:t xml:space="preserve">촬영은 배포 앱(</w:t>
       </w:r>
-      <w:hyperlink w:history="1" r:id="rIdkjudbvmfhqb3xwuhc9yqi">
+      <w:hyperlink w:history="1" r:id="rIdktoeqsglsdmynxv5yvlof">
         <w:r>
           <w:rPr>
             <w:rStyle w:val="Hyperlink"/>

--- a/deliverables/presentation/video/오이소창원_시연영상_스크립트_20261004.docx
+++ b/deliverables/presentation/video/오이소창원_시연영상_스크립트_20261004.docx
@@ -1240,7 +1240,7 @@
         </w:rPr>
         <w:t xml:space="preserve">촬영은 배포 앱(</w:t>
       </w:r>
-      <w:hyperlink w:history="1" r:id="rIdktoeqsglsdmynxv5yvlof">
+      <w:hyperlink w:history="1" r:id="rId5ckjkzjxpdlnwfs839ukb">
         <w:r>
           <w:rPr>
             <w:rStyle w:val="Hyperlink"/>
@@ -8136,7 +8136,7 @@
                 <w:sz w:val="17"/>
                 <w:szCs w:val="17"/>
               </w:rPr>
-              <w:t xml:space="preserve">AI 자동 테스트 127개 통과 · 팀 자체 테스트 31번(지적 81건 중 79건 반영) · 실사용자 4명</w:t>
+              <w:t xml:space="preserve">AI 자동 테스트 127개 통과 · 팀 자체 테스트 32번(지적 82건 중 80건 반영) · 실사용자 4명</w:t>
             </w:r>
           </w:p>
         </w:tc>

--- a/deliverables/presentation/video/오이소창원_시연영상_스크립트_20261004.docx
+++ b/deliverables/presentation/video/오이소창원_시연영상_스크립트_20261004.docx
@@ -1240,7 +1240,7 @@
         </w:rPr>
         <w:t xml:space="preserve">촬영은 배포 앱(</w:t>
       </w:r>
-      <w:hyperlink w:history="1" r:id="rId5ckjkzjxpdlnwfs839ukb">
+      <w:hyperlink w:history="1" r:id="rIdwld2yakjxrp-squ_vjmsr">
         <w:r>
           <w:rPr>
             <w:rStyle w:val="Hyperlink"/>

--- a/deliverables/presentation/video/오이소창원_시연영상_스크립트_20261004.docx
+++ b/deliverables/presentation/video/오이소창원_시연영상_스크립트_20261004.docx
@@ -1240,7 +1240,7 @@
         </w:rPr>
         <w:t xml:space="preserve">촬영은 배포 앱(</w:t>
       </w:r>
-      <w:hyperlink w:history="1" r:id="rIdwld2yakjxrp-squ_vjmsr">
+      <w:hyperlink w:history="1" r:id="rIdclbkb-pvkmtfrm7zlfzsa">
         <w:r>
           <w:rPr>
             <w:rStyle w:val="Hyperlink"/>

--- a/deliverables/presentation/video/오이소창원_시연영상_스크립트_20261004.docx
+++ b/deliverables/presentation/video/오이소창원_시연영상_스크립트_20261004.docx
@@ -1240,7 +1240,7 @@
         </w:rPr>
         <w:t xml:space="preserve">촬영은 배포 앱(</w:t>
       </w:r>
-      <w:hyperlink w:history="1" r:id="rIdclbkb-pvkmtfrm7zlfzsa">
+      <w:hyperlink w:history="1" r:id="rIdeuq_mzew3plxzkgjtqeuz">
         <w:r>
           <w:rPr>
             <w:rStyle w:val="Hyperlink"/>

--- a/deliverables/presentation/video/오이소창원_시연영상_스크립트_20261004.docx
+++ b/deliverables/presentation/video/오이소창원_시연영상_스크립트_20261004.docx
@@ -2,6 +2,51 @@
 <file path=word/document.xml><?xml version="1.0" encoding="utf-8"?>
 <w:document xmlns:wpc="http://schemas.microsoft.com/office/word/2010/wordprocessingCanvas" xmlns:mc="http://schemas.openxmlformats.org/markup-compatibility/2006" xmlns:o="urn:schemas-microsoft-com:office:office" xmlns:r="http://schemas.openxmlformats.org/officeDocument/2006/relationships" xmlns:m="http://schemas.openxmlformats.org/officeDocument/2006/math" xmlns:v="urn:schemas-microsoft-com:vml" xmlns:wp14="http://schemas.microsoft.com/office/word/2010/wordprocessingDrawing" xmlns:wp="http://schemas.openxmlformats.org/drawingml/2006/wordprocessingDrawing" xmlns:w10="urn:schemas-microsoft-com:office:word" xmlns:w="http://schemas.openxmlformats.org/wordprocessingml/2006/main" xmlns:w14="http://schemas.microsoft.com/office/word/2010/wordml" xmlns:w15="http://schemas.microsoft.com/office/word/2012/wordml" xmlns:wpg="http://schemas.microsoft.com/office/word/2010/wordprocessingGroup" xmlns:wpi="http://schemas.microsoft.com/office/word/2010/wordprocessingInk" xmlns:wne="http://schemas.microsoft.com/office/word/2006/wordml" xmlns:wps="http://schemas.microsoft.com/office/word/2010/wordprocessingShape" xmlns:cx="http://schemas.microsoft.com/office/drawing/2014/chartex" xmlns:cx1="http://schemas.microsoft.com/office/drawing/2015/9/8/chartex" xmlns:cx2="http://schemas.microsoft.com/office/drawing/2015/10/21/chartex" xmlns:cx3="http://schemas.microsoft.com/office/drawing/2016/5/9/chartex" xmlns:cx4="http://schemas.microsoft.com/office/drawing/2016/5/10/chartex" xmlns:cx5="http://schemas.microsoft.com/office/drawing/2016/5/11/chartex" xmlns:cx6="http://schemas.microsoft.com/office/drawing/2016/5/12/chartex" xmlns:cx7="http://schemas.microsoft.com/office/drawing/2016/5/13/chartex" xmlns:cx8="http://schemas.microsoft.com/office/drawing/2016/5/14/chartex" xmlns:aink="http://schemas.microsoft.com/office/drawing/2016/ink" xmlns:am3d="http://schemas.microsoft.com/office/drawing/2017/model3d" xmlns:w16cex="http://schemas.microsoft.com/office/word/2018/wordml/cex" xmlns:w16cid="http://schemas.microsoft.com/office/word/2016/wordml/cid" xmlns:w16="http://schemas.microsoft.com/office/word/2018/wordml" xmlns:w16sdtdh="http://schemas.microsoft.com/office/word/2020/wordml/sdtdatahash" xmlns:w16se="http://schemas.microsoft.com/office/word/2015/wordml/symex" mc:Ignorable="w14 w15 wp14">
   <w:body>
+    <w:p>
+      <w:pPr>
+        <w:spacing w:after="80"/>
+      </w:pPr>
+      <w:r>
+        <w:drawing>
+          <wp:inline distT="0" distB="0" distL="0" distR="0">
+            <wp:extent cx="1428750" cy="361950"/>
+            <wp:effectExtent t="0" r="0" b="0" l="0"/>
+            <wp:docPr id="1" name="" descr="" title=""/>
+            <wp:cNvGraphicFramePr>
+              <a:graphicFrameLocks xmlns:a="http://schemas.openxmlformats.org/drawingml/2006/main" noChangeAspect="1"/>
+            </wp:cNvGraphicFramePr>
+            <a:graphic xmlns:a="http://schemas.openxmlformats.org/drawingml/2006/main">
+              <a:graphicData uri="http://schemas.openxmlformats.org/drawingml/2006/picture">
+                <pic:pic xmlns:pic="http://schemas.openxmlformats.org/drawingml/2006/picture">
+                  <pic:nvPicPr>
+                    <pic:cNvPr id="0" name="" descr=""/>
+                    <pic:cNvPicPr>
+                      <a:picLocks noChangeAspect="1" noChangeArrowheads="1"/>
+                    </pic:cNvPicPr>
+                  </pic:nvPicPr>
+                  <pic:blipFill>
+                    <a:blip r:embed="rId8" cstate="none"/>
+                    <a:srcRect/>
+                    <a:stretch>
+                      <a:fillRect/>
+                    </a:stretch>
+                  </pic:blipFill>
+                  <pic:spPr bwMode="auto">
+                    <a:xfrm>
+                      <a:off x="0" y="0"/>
+                      <a:ext cx="1428750" cy="361950"/>
+                    </a:xfrm>
+                    <a:prstGeom prst="rect">
+                      <a:avLst/>
+                    </a:prstGeom>
+                  </pic:spPr>
+                </pic:pic>
+              </a:graphicData>
+            </a:graphic>
+          </wp:inline>
+        </w:drawing>
+      </w:r>
+    </w:p>
     <w:p>
       <w:pPr>
         <w:pStyle w:val="Title"/>
@@ -48,7 +93,7 @@
                     </pic:cNvPicPr>
                   </pic:nvPicPr>
                   <pic:blipFill>
-                    <a:blip r:embed="rId8" cstate="none"/>
+                    <a:blip r:embed="rId9" cstate="none"/>
                     <a:srcRect/>
                     <a:stretch>
                       <a:fillRect/>
@@ -1240,7 +1285,7 @@
         </w:rPr>
         <w:t xml:space="preserve">촬영은 배포 앱(</w:t>
       </w:r>
-      <w:hyperlink w:history="1" r:id="rIdeuq_mzew3plxzkgjtqeuz">
+      <w:hyperlink w:history="1" r:id="rIdvp4qbpf77gtm93vwaqawx">
         <w:r>
           <w:rPr>
             <w:rStyle w:val="Hyperlink"/>
@@ -8136,7 +8181,7 @@
                 <w:sz w:val="17"/>
                 <w:szCs w:val="17"/>
               </w:rPr>
-              <w:t xml:space="preserve">AI 자동 테스트 127개 통과 · 팀 자체 테스트 32번(지적 82건 중 80건 반영) · 실사용자 4명</w:t>
+              <w:t xml:space="preserve">AI 자동 테스트 127개 통과 · 팀 자체 테스트 33번(지적 83건 중 83건 반영) · 실사용자 4명</w:t>
             </w:r>
           </w:p>
         </w:tc>

--- a/deliverables/presentation/video/오이소창원_시연영상_스크립트_20261004.docx
+++ b/deliverables/presentation/video/오이소창원_시연영상_스크립트_20261004.docx
@@ -8361,7 +8361,7 @@
               </w:rPr>
               <w:t xml:space="preserve">웹·모바일 </w:t>
             </w:r>
-            <w:hyperlink w:history="1" r:id="rIdgysp528peg5ogz2v1ukwy">
+            <w:hyperlink w:history="1" r:id="rIdkaxfgmblike-foul4vn-k">
               <w:r>
                 <w:rPr>
                   <w:rStyle w:val="Hyperlink"/>

--- a/deliverables/presentation/video/오이소창원_시연영상_스크립트_20261004.docx
+++ b/deliverables/presentation/video/오이소창원_시연영상_스크립트_20261004.docx
@@ -8361,7 +8361,7 @@
               </w:rPr>
               <w:t xml:space="preserve">웹·모바일 </w:t>
             </w:r>
-            <w:hyperlink w:history="1" r:id="rIdkaxfgmblike-foul4vn-k">
+            <w:hyperlink w:history="1" r:id="rIdd-rn6qglptwar7ythymo3">
               <w:r>
                 <w:rPr>
                   <w:rStyle w:val="Hyperlink"/>

--- a/deliverables/presentation/video/오이소창원_시연영상_스크립트_20261004.docx
+++ b/deliverables/presentation/video/오이소창원_시연영상_스크립트_20261004.docx
@@ -8361,7 +8361,7 @@
               </w:rPr>
               <w:t xml:space="preserve">웹·모바일 </w:t>
             </w:r>
-            <w:hyperlink w:history="1" r:id="rIdd-rn6qglptwar7ythymo3">
+            <w:hyperlink w:history="1" r:id="rIdxdajl8skfspurlj4evluu">
               <w:r>
                 <w:rPr>
                   <w:rStyle w:val="Hyperlink"/>

--- a/deliverables/presentation/video/오이소창원_시연영상_스크립트_20261004.docx
+++ b/deliverables/presentation/video/오이소창원_시연영상_스크립트_20261004.docx
@@ -8361,7 +8361,7 @@
               </w:rPr>
               <w:t xml:space="preserve">웹·모바일 </w:t>
             </w:r>
-            <w:hyperlink w:history="1" r:id="rIdxdajl8skfspurlj4evluu">
+            <w:hyperlink w:history="1" r:id="rId1dmbh4eheikf-5lynel_o">
               <w:r>
                 <w:rPr>
                   <w:rStyle w:val="Hyperlink"/>

--- a/deliverables/presentation/video/오이소창원_시연영상_스크립트_20261004.docx
+++ b/deliverables/presentation/video/오이소창원_시연영상_스크립트_20261004.docx
@@ -8361,7 +8361,7 @@
               </w:rPr>
               <w:t xml:space="preserve">웹·모바일 </w:t>
             </w:r>
-            <w:hyperlink w:history="1" r:id="rId1dmbh4eheikf-5lynel_o">
+            <w:hyperlink w:history="1" r:id="rIdnworldmgx-pt1qtf5ixab">
               <w:r>
                 <w:rPr>
                   <w:rStyle w:val="Hyperlink"/>

--- a/deliverables/presentation/video/오이소창원_시연영상_스크립트_20261004.docx
+++ b/deliverables/presentation/video/오이소창원_시연영상_스크립트_20261004.docx
@@ -64,7 +64,7 @@
           <w:sz w:val="34"/>
           <w:szCs w:val="34"/>
         </w:rPr>
-        <w:t xml:space="preserve">오이소창원 시연영상 스크립트 — 웹·모바일 (2026-10-04 최종)</w:t>
+        <w:t xml:space="preserve">오이소창원 시연동영상(제출4) 스크립트 — 웹·모바일 (2026-10-05 최종)</w:t>
       </w:r>
       <w:r>
         <w:drawing>
@@ -162,6 +162,19 @@
           <w:szCs w:val="19"/>
         </w:rPr>
         <w:t xml:space="preserve">에서 실제로 조작해 입력 → 판단 → 도구 호출 → 결과가 끊김 없이 보이게 찍습니다. 서류평가 100점 중 40점이 시연영상(AI Agent 구현성)이고, 협회는 “모든 구현을 영상으로 보여 달라”고 안내했습니다(현장 시연 대신 이 영상으로 본선 발표).</w:t>
+      </w:r>
+    </w:p>
+    <w:p>
+      <w:pPr>
+        <w:spacing w:after="60"/>
+      </w:pPr>
+      <w:r>
+        <w:rPr>
+          <w:rFonts w:ascii="Malgun Gothic" w:cs="Malgun Gothic" w:eastAsia="Malgun Gothic" w:hAnsi="Malgun Gothic"/>
+          <w:sz w:val="19"/>
+          <w:szCs w:val="19"/>
+        </w:rPr>
+        <w:t xml:space="preserve">&gt; 10/5 팀장 UX/UI 개선(여백·정렬·카드·입력 폼·질문/답변 배치, 정착 일정 단계 기본 접힘) 뒤의 배포 화면으로 촬영합니다. 기능과 화면 순서는 같습니다.</w:t>
       </w:r>
     </w:p>
     <w:p>
@@ -5098,9 +5111,9 @@
       </w:tblPr>
       <w:tblGrid>
         <w:gridCol w:w="1060"/>
-        <w:gridCol w:w="3189"/>
-        <w:gridCol w:w="3353"/>
-        <w:gridCol w:w="2602"/>
+        <w:gridCol w:w="3378"/>
+        <w:gridCol w:w="3247"/>
+        <w:gridCol w:w="2519"/>
       </w:tblGrid>
       <w:tr>
         <w:trPr>
@@ -5143,7 +5156,7 @@
         </w:tc>
         <w:tc>
           <w:tcPr>
-            <w:tcW w:type="dxa" w:w="3189"/>
+            <w:tcW w:type="dxa" w:w="3378"/>
             <w:tcBorders>
               <w:top w:val="single" w:color="C9D3DF" w:sz="4"/>
               <w:left w:val="single" w:color="C9D3DF" w:sz="4"/>
@@ -5177,7 +5190,7 @@
         </w:tc>
         <w:tc>
           <w:tcPr>
-            <w:tcW w:type="dxa" w:w="3353"/>
+            <w:tcW w:type="dxa" w:w="3247"/>
             <w:tcBorders>
               <w:top w:val="single" w:color="C9D3DF" w:sz="4"/>
               <w:left w:val="single" w:color="C9D3DF" w:sz="4"/>
@@ -5211,7 +5224,7 @@
         </w:tc>
         <w:tc>
           <w:tcPr>
-            <w:tcW w:type="dxa" w:w="2602"/>
+            <w:tcW w:type="dxa" w:w="2519"/>
             <w:tcBorders>
               <w:top w:val="single" w:color="C9D3DF" w:sz="4"/>
               <w:left w:val="single" w:color="C9D3DF" w:sz="4"/>
@@ -5281,7 +5294,7 @@
         </w:tc>
         <w:tc>
           <w:tcPr>
-            <w:tcW w:type="dxa" w:w="3189"/>
+            <w:tcW w:type="dxa" w:w="3378"/>
             <w:tcBorders>
               <w:top w:val="single" w:color="C9D3DF" w:sz="4"/>
               <w:left w:val="single" w:color="C9D3DF" w:sz="4"/>
@@ -5311,7 +5324,7 @@
         </w:tc>
         <w:tc>
           <w:tcPr>
-            <w:tcW w:type="dxa" w:w="3353"/>
+            <w:tcW w:type="dxa" w:w="3247"/>
             <w:tcBorders>
               <w:top w:val="single" w:color="C9D3DF" w:sz="4"/>
               <w:left w:val="single" w:color="C9D3DF" w:sz="4"/>
@@ -5341,7 +5354,7 @@
         </w:tc>
         <w:tc>
           <w:tcPr>
-            <w:tcW w:type="dxa" w:w="2602"/>
+            <w:tcW w:type="dxa" w:w="2519"/>
             <w:tcBorders>
               <w:top w:val="single" w:color="C9D3DF" w:sz="4"/>
               <w:left w:val="single" w:color="C9D3DF" w:sz="4"/>
@@ -5407,37 +5420,37 @@
         </w:tc>
         <w:tc>
           <w:tcPr>
-            <w:tcW w:type="dxa" w:w="3189"/>
-            <w:tcBorders>
-              <w:top w:val="single" w:color="C9D3DF" w:sz="4"/>
-              <w:left w:val="single" w:color="C9D3DF" w:sz="4"/>
-              <w:bottom w:val="single" w:color="C9D3DF" w:sz="4"/>
-              <w:right w:val="single" w:color="C9D3DF" w:sz="4"/>
-            </w:tcBorders>
-            <w:tcMar>
-              <w:top w:type="dxa" w:w="50"/>
-              <w:left w:type="dxa" w:w="80"/>
-              <w:bottom w:type="dxa" w:w="50"/>
-              <w:right w:type="dxa" w:w="80"/>
-            </w:tcMar>
-          </w:tcPr>
-          <w:p>
-            <w:pPr>
-              <w:jc w:val="left"/>
-            </w:pPr>
-            <w:r>
-              <w:rPr>
-                <w:rFonts w:ascii="Malgun Gothic" w:cs="Malgun Gothic" w:eastAsia="Malgun Gothic" w:hAnsi="Malgun Gothic"/>
-                <w:sz w:val="17"/>
-                <w:szCs w:val="17"/>
-              </w:rPr>
-              <w:t xml:space="preserve">1개월 차 할 일 체크 + 메모 → ‘이 단계 저장하기’</w:t>
-            </w:r>
-          </w:p>
-        </w:tc>
-        <w:tc>
-          <w:tcPr>
-            <w:tcW w:type="dxa" w:w="3353"/>
+            <w:tcW w:type="dxa" w:w="3378"/>
+            <w:tcBorders>
+              <w:top w:val="single" w:color="C9D3DF" w:sz="4"/>
+              <w:left w:val="single" w:color="C9D3DF" w:sz="4"/>
+              <w:bottom w:val="single" w:color="C9D3DF" w:sz="4"/>
+              <w:right w:val="single" w:color="C9D3DF" w:sz="4"/>
+            </w:tcBorders>
+            <w:tcMar>
+              <w:top w:type="dxa" w:w="50"/>
+              <w:left w:type="dxa" w:w="80"/>
+              <w:bottom w:type="dxa" w:w="50"/>
+              <w:right w:type="dxa" w:w="80"/>
+            </w:tcMar>
+          </w:tcPr>
+          <w:p>
+            <w:pPr>
+              <w:jc w:val="left"/>
+            </w:pPr>
+            <w:r>
+              <w:rPr>
+                <w:rFonts w:ascii="Malgun Gothic" w:cs="Malgun Gothic" w:eastAsia="Malgun Gothic" w:hAnsi="Malgun Gothic"/>
+                <w:sz w:val="17"/>
+                <w:szCs w:val="17"/>
+              </w:rPr>
+              <w:t xml:space="preserve">1개월 차 단계를 눌러 펼친 뒤(10/5부터 단계는 기본 접힘) 할 일 체크 + 메모 → ‘이 단계 저장하기’</w:t>
+            </w:r>
+          </w:p>
+        </w:tc>
+        <w:tc>
+          <w:tcPr>
+            <w:tcW w:type="dxa" w:w="3247"/>
             <w:tcBorders>
               <w:top w:val="single" w:color="C9D3DF" w:sz="4"/>
               <w:left w:val="single" w:color="C9D3DF" w:sz="4"/>
@@ -5467,7 +5480,7 @@
         </w:tc>
         <w:tc>
           <w:tcPr>
-            <w:tcW w:type="dxa" w:w="2602"/>
+            <w:tcW w:type="dxa" w:w="2519"/>
             <w:tcBorders>
               <w:top w:val="single" w:color="C9D3DF" w:sz="4"/>
               <w:left w:val="single" w:color="C9D3DF" w:sz="4"/>
@@ -5533,7 +5546,7 @@
         </w:tc>
         <w:tc>
           <w:tcPr>
-            <w:tcW w:type="dxa" w:w="3189"/>
+            <w:tcW w:type="dxa" w:w="3378"/>
             <w:tcBorders>
               <w:top w:val="single" w:color="C9D3DF" w:sz="4"/>
               <w:left w:val="single" w:color="C9D3DF" w:sz="4"/>
@@ -5563,7 +5576,7 @@
         </w:tc>
         <w:tc>
           <w:tcPr>
-            <w:tcW w:type="dxa" w:w="3353"/>
+            <w:tcW w:type="dxa" w:w="3247"/>
             <w:tcBorders>
               <w:top w:val="single" w:color="C9D3DF" w:sz="4"/>
               <w:left w:val="single" w:color="C9D3DF" w:sz="4"/>
@@ -5593,7 +5606,7 @@
         </w:tc>
         <w:tc>
           <w:tcPr>
-            <w:tcW w:type="dxa" w:w="2602"/>
+            <w:tcW w:type="dxa" w:w="2519"/>
             <w:tcBorders>
               <w:top w:val="single" w:color="C9D3DF" w:sz="4"/>
               <w:left w:val="single" w:color="C9D3DF" w:sz="4"/>
@@ -7923,7 +7936,7 @@
                 <w:sz w:val="17"/>
                 <w:szCs w:val="17"/>
               </w:rPr>
-              <w:t xml:space="preserve">AI 자동 테스트 127개 통과 · 팀 자체 테스트 33번(지적 83건 모두 반영) · 실사용자 4명</w:t>
+              <w:t xml:space="preserve">AI 자동 테스트 127개 통과 · 팀 자체 테스트 37번(지적 87건 모두 반영) · 실사용자 4명</w:t>
             </w:r>
           </w:p>
         </w:tc>
@@ -8361,7 +8374,7 @@
               </w:rPr>
               <w:t xml:space="preserve">웹·모바일 </w:t>
             </w:r>
-            <w:hyperlink w:history="1" r:id="rIdnworldmgx-pt1qtf5ixab">
+            <w:hyperlink w:history="1" r:id="rId5kltx3y2uqx1rqrln6exa">
               <w:r>
                 <w:rPr>
                   <w:rStyle w:val="Hyperlink"/>

--- a/deliverables/presentation/video/오이소창원_시연영상_스크립트_20261004.docx
+++ b/deliverables/presentation/video/오이소창원_시연영상_스크립트_20261004.docx
@@ -7936,7 +7936,7 @@
                 <w:sz w:val="17"/>
                 <w:szCs w:val="17"/>
               </w:rPr>
-              <w:t xml:space="preserve">AI 자동 테스트 127개 통과 · 팀 자체 테스트 37번(지적 87건 모두 반영) · 실사용자 4명</w:t>
+              <w:t xml:space="preserve">AI 자동 테스트 127개 통과 · 팀 자체 테스트 38번(지적 88건 모두 반영) · 실사용자 4명</w:t>
             </w:r>
           </w:p>
         </w:tc>
@@ -8374,7 +8374,7 @@
               </w:rPr>
               <w:t xml:space="preserve">웹·모바일 </w:t>
             </w:r>
-            <w:hyperlink w:history="1" r:id="rId5kltx3y2uqx1rqrln6exa">
+            <w:hyperlink w:history="1" r:id="rId4rhll4tfxkzaxq-vefl3w">
               <w:r>
                 <w:rPr>
                   <w:rStyle w:val="Hyperlink"/>
